--- a/Blogs/Blog_001_Inside Black Hole, Outside Big Bang/BÀI BLOG_Bên trong Black Hole, bên ngoài Big Bang_en.docx
+++ b/Blogs/Blog_001_Inside Black Hole, Outside Big Bang/BÀI BLOG_Bên trong Black Hole, bên ngoài Big Bang_en.docx
@@ -237,8 +237,57 @@
           <w:sz w:val="24"/>
           <w:szCs w:val="24"/>
           <w:shd w:val="clear" w:fill="FFFFFF"/>
-        </w:rPr>
-      </w:pPr>
+          <w:lang w:val="en-US"/>
+        </w:rPr>
+      </w:pPr>
+      <w:r>
+        <w:rPr>
+          <w:rFonts w:hint="default" w:ascii="Palatino Linotype" w:hAnsi="Palatino Linotype" w:eastAsia="sans-serif" w:cs="Palatino Linotype"/>
+          <w:b/>
+          <w:bCs/>
+          <w:i w:val="0"/>
+          <w:iCs w:val="0"/>
+          <w:caps w:val="0"/>
+          <w:color w:val="1A1C1E"/>
+          <w:spacing w:val="0"/>
+          <w:sz w:val="24"/>
+          <w:szCs w:val="24"/>
+          <w:shd w:val="clear" w:fill="FFFFFF"/>
+          <w:lang w:val="en-US"/>
+        </w:rPr>
+        <w:t>Expert</w:t>
+      </w:r>
+      <w:r>
+        <w:rPr>
+          <w:rFonts w:hint="default" w:ascii="Palatino Linotype" w:hAnsi="Palatino Linotype" w:eastAsia="sans-serif" w:cs="Palatino Linotype"/>
+          <w:i w:val="0"/>
+          <w:iCs w:val="0"/>
+          <w:caps w:val="0"/>
+          <w:color w:val="1A1C1E"/>
+          <w:spacing w:val="0"/>
+          <w:sz w:val="24"/>
+          <w:szCs w:val="24"/>
+          <w:shd w:val="clear" w:fill="FFFFFF"/>
+          <w:lang w:val="en-US"/>
+        </w:rPr>
+        <w:t xml:space="preserve">: </w:t>
+      </w:r>
+      <w:bookmarkStart w:id="0" w:name="_GoBack"/>
+      <w:r>
+        <w:rPr>
+          <w:rFonts w:hint="default" w:ascii="Palatino Linotype" w:hAnsi="Palatino Linotype" w:eastAsia="sans-serif" w:cs="Palatino Linotype"/>
+          <w:i w:val="0"/>
+          <w:iCs w:val="0"/>
+          <w:caps w:val="0"/>
+          <w:color w:val="1A1C1E"/>
+          <w:spacing w:val="0"/>
+          <w:sz w:val="24"/>
+          <w:szCs w:val="24"/>
+          <w:shd w:val="clear" w:fill="FFFFFF"/>
+        </w:rPr>
+        <w:t>What if our entire observable universe is just a tiny bubble in the infinite ocean of reality?</w:t>
+      </w:r>
+      <w:bookmarkEnd w:id="0"/>
     </w:p>
     <w:p>
       <w:pPr>
@@ -3323,8 +3372,6 @@
         </w:rPr>
         <w:t>We measure the "arrow of time" through the law of entropy. But is this an eternal law of all spatial dimensions, or is it just a temporary "rule of the game" for this material realm, during the "Formation-Stasis" phase of a larger cycle? Just as the law of breathing only applies to a living body, do physical laws lose their validity when a cosmic cycle reaches its "Destruction" phase?</w:t>
       </w:r>
-      <w:bookmarkStart w:id="0" w:name="_GoBack"/>
-      <w:bookmarkEnd w:id="0"/>
     </w:p>
     <w:p>
       <w:pPr>

--- a/Blogs/Blog_001_Inside Black Hole, Outside Big Bang/BÀI BLOG_Bên trong Black Hole, bên ngoài Big Bang_en.docx
+++ b/Blogs/Blog_001_Inside Black Hole, Outside Big Bang/BÀI BLOG_Bên trong Black Hole, bên ngoài Big Bang_en.docx
@@ -272,7 +272,6 @@
         </w:rPr>
         <w:t xml:space="preserve">: </w:t>
       </w:r>
-      <w:bookmarkStart w:id="0" w:name="_GoBack"/>
       <w:r>
         <w:rPr>
           <w:rFonts w:hint="default" w:ascii="Palatino Linotype" w:hAnsi="Palatino Linotype" w:eastAsia="sans-serif" w:cs="Palatino Linotype"/>
@@ -287,7 +286,6 @@
         </w:rPr>
         <w:t>What if our entire observable universe is just a tiny bubble in the infinite ocean of reality?</w:t>
       </w:r>
-      <w:bookmarkEnd w:id="0"/>
     </w:p>
     <w:p>
       <w:pPr>
@@ -642,404 +640,11 @@
           <w:sz w:val="32"/>
           <w:szCs w:val="32"/>
           <w:shd w:val="clear" w:fill="FFFFFF"/>
-        </w:rPr>
-        <w:t>Chapter I: The Foundation of Reality – When Consciousness and Matter Are One</w:t>
-      </w:r>
-    </w:p>
-    <w:p>
-      <w:pPr>
-        <w:pStyle w:val="4"/>
-        <w:keepNext w:val="0"/>
-        <w:keepLines w:val="0"/>
-        <w:widowControl/>
-        <w:suppressLineNumbers w:val="0"/>
-        <w:shd w:val="clear" w:fill="FFFFFF"/>
-        <w:spacing w:before="0" w:beforeAutospacing="1" w:after="216" w:afterAutospacing="0" w:line="240" w:lineRule="atLeast"/>
-        <w:ind w:left="0" w:right="0" w:firstLine="0"/>
-        <w:rPr>
-          <w:rFonts w:hint="default" w:ascii="Palatino Linotype" w:hAnsi="Palatino Linotype" w:eastAsia="sans-serif" w:cs="Palatino Linotype"/>
-          <w:i w:val="0"/>
-          <w:iCs w:val="0"/>
-          <w:caps w:val="0"/>
-          <w:color w:val="1A1C1E"/>
-          <w:spacing w:val="0"/>
-          <w:sz w:val="24"/>
-          <w:szCs w:val="24"/>
-        </w:rPr>
-      </w:pPr>
-      <w:r>
-        <w:rPr>
-          <w:rFonts w:hint="default" w:ascii="Palatino Linotype" w:hAnsi="Palatino Linotype" w:eastAsia="sans-serif" w:cs="Palatino Linotype"/>
-          <w:i w:val="0"/>
-          <w:iCs w:val="0"/>
-          <w:caps w:val="0"/>
-          <w:color w:val="1A1C1E"/>
-          <w:spacing w:val="0"/>
-          <w:sz w:val="24"/>
-          <w:szCs w:val="24"/>
-          <w:shd w:val="clear" w:fill="FFFFFF"/>
-        </w:rPr>
-        <w:t>To explore the possibility that the universe was born from an Idea, we must begin with the most fundamental principle, one contemplated by sages of both the ancient East and West for thousands of years. This is Monism.</w:t>
-      </w:r>
-    </w:p>
-    <w:p>
-      <w:pPr>
-        <w:pStyle w:val="4"/>
-        <w:keepNext w:val="0"/>
-        <w:keepLines w:val="0"/>
-        <w:widowControl/>
-        <w:suppressLineNumbers w:val="0"/>
-        <w:shd w:val="clear" w:fill="FFFFFF"/>
-        <w:spacing w:before="0" w:beforeAutospacing="1" w:after="216" w:afterAutospacing="0" w:line="240" w:lineRule="atLeast"/>
-        <w:ind w:left="0" w:right="0" w:firstLine="0"/>
-        <w:rPr>
-          <w:rFonts w:hint="default" w:ascii="Palatino Linotype" w:hAnsi="Palatino Linotype" w:eastAsia="sans-serif" w:cs="Palatino Linotype"/>
-          <w:i w:val="0"/>
-          <w:iCs w:val="0"/>
-          <w:caps w:val="0"/>
-          <w:color w:val="1A1C1E"/>
-          <w:spacing w:val="0"/>
-          <w:sz w:val="24"/>
-          <w:szCs w:val="24"/>
-        </w:rPr>
-      </w:pPr>
-      <w:r>
-        <w:rPr>
-          <w:rFonts w:hint="default" w:ascii="Palatino Linotype" w:hAnsi="Palatino Linotype" w:eastAsia="sans-serif" w:cs="Palatino Linotype"/>
-          <w:i w:val="0"/>
-          <w:iCs w:val="0"/>
-          <w:caps w:val="0"/>
-          <w:color w:val="1A1C1E"/>
-          <w:spacing w:val="0"/>
-          <w:sz w:val="24"/>
-          <w:szCs w:val="24"/>
-          <w:shd w:val="clear" w:fill="FFFFFF"/>
-        </w:rPr>
-        <w:t>It may sound complex, but its core idea is incredibly simple: all things in the universe, despite manifesting in countless different forms, originate from a single, unified substance. Accordingly, consciousness and matter are not two separate, opposing entities. They are merely two different states of expression of the same truth.</w:t>
-      </w:r>
-    </w:p>
-    <w:p>
-      <w:pPr>
-        <w:pStyle w:val="4"/>
-        <w:keepNext w:val="0"/>
-        <w:keepLines w:val="0"/>
-        <w:widowControl/>
-        <w:suppressLineNumbers w:val="0"/>
-        <w:shd w:val="clear" w:fill="FFFFFF"/>
-        <w:spacing w:before="0" w:beforeAutospacing="1" w:after="216" w:afterAutospacing="0" w:line="240" w:lineRule="atLeast"/>
-        <w:ind w:left="0" w:right="0" w:firstLine="0"/>
-        <w:rPr>
-          <w:rFonts w:hint="default" w:ascii="Palatino Linotype" w:hAnsi="Palatino Linotype" w:eastAsia="sans-serif" w:cs="Palatino Linotype"/>
-          <w:i w:val="0"/>
-          <w:iCs w:val="0"/>
-          <w:caps w:val="0"/>
-          <w:color w:val="1A1C1E"/>
-          <w:spacing w:val="0"/>
-          <w:sz w:val="24"/>
-          <w:szCs w:val="24"/>
-        </w:rPr>
-      </w:pPr>
-      <w:r>
-        <w:rPr>
-          <w:rFonts w:hint="default" w:ascii="Palatino Linotype" w:hAnsi="Palatino Linotype" w:eastAsia="sans-serif" w:cs="Palatino Linotype"/>
-          <w:i w:val="0"/>
-          <w:iCs w:val="0"/>
-          <w:caps w:val="0"/>
-          <w:color w:val="1A1C1E"/>
-          <w:spacing w:val="0"/>
-          <w:sz w:val="24"/>
-          <w:szCs w:val="24"/>
-          <w:shd w:val="clear" w:fill="FFFFFF"/>
-        </w:rPr>
-        <w:t>Imagine water. Water can exist in the liquid state we drink every day. When heated, it becomes invisible water vapor, diffusing into the air. When frozen, it solidifies into hard ice. Water vapor, liquid water, and ice look completely different and have entirely different properties, yet no one doubts that their fundamental essence is one and the same: H₂O. They are simply in different states of energy and structure.</w:t>
-      </w:r>
-    </w:p>
-    <w:p>
-      <w:pPr>
-        <w:pStyle w:val="4"/>
-        <w:keepNext w:val="0"/>
-        <w:keepLines w:val="0"/>
-        <w:widowControl/>
-        <w:suppressLineNumbers w:val="0"/>
-        <w:shd w:val="clear" w:fill="FFFFFF"/>
-        <w:spacing w:before="0" w:beforeAutospacing="1" w:after="216" w:afterAutospacing="0" w:line="240" w:lineRule="atLeast"/>
-        <w:ind w:left="0" w:right="0" w:firstLine="0"/>
-        <w:rPr>
-          <w:rFonts w:hint="default" w:ascii="Palatino Linotype" w:hAnsi="Palatino Linotype" w:eastAsia="sans-serif" w:cs="Palatino Linotype"/>
-          <w:i w:val="0"/>
-          <w:iCs w:val="0"/>
-          <w:caps w:val="0"/>
-          <w:color w:val="1A1C1E"/>
-          <w:spacing w:val="0"/>
-          <w:sz w:val="24"/>
-          <w:szCs w:val="24"/>
-        </w:rPr>
-      </w:pPr>
-      <w:r>
-        <w:rPr>
-          <w:rFonts w:hint="default" w:ascii="Palatino Linotype" w:hAnsi="Palatino Linotype" w:eastAsia="sans-serif" w:cs="Palatino Linotype"/>
-          <w:i w:val="0"/>
-          <w:iCs w:val="0"/>
-          <w:caps w:val="0"/>
-          <w:color w:val="1A1C1E"/>
-          <w:spacing w:val="0"/>
-          <w:sz w:val="24"/>
-          <w:szCs w:val="24"/>
-          <w:shd w:val="clear" w:fill="FFFFFF"/>
-        </w:rPr>
-        <w:t>This idea, while seemingly foreign to modern Western thought, is not alone. Even in the realm of quantum physics, pioneering thinkers like David Bohm, one of Einstein's brilliant protégés, proposed a startling model of reality. He suggested that the physical universe we perceive is merely the "Explicate Order," an unfolded expression of a deeper, more holistic and interconnected layer of reality called the "Implicate Order."</w:t>
-      </w:r>
-    </w:p>
-    <w:p>
-      <w:pPr>
-        <w:pStyle w:val="4"/>
-        <w:keepNext w:val="0"/>
-        <w:keepLines w:val="0"/>
-        <w:widowControl/>
-        <w:suppressLineNumbers w:val="0"/>
-        <w:shd w:val="clear" w:fill="FFFFFF"/>
-        <w:spacing w:before="0" w:beforeAutospacing="1" w:after="216" w:afterAutospacing="0" w:line="240" w:lineRule="atLeast"/>
-        <w:ind w:left="0" w:right="0" w:firstLine="0"/>
-        <w:rPr>
-          <w:rFonts w:hint="default" w:ascii="Palatino Linotype" w:hAnsi="Palatino Linotype" w:eastAsia="sans-serif" w:cs="Palatino Linotype"/>
-          <w:i w:val="0"/>
-          <w:iCs w:val="0"/>
-          <w:caps w:val="0"/>
-          <w:color w:val="1A1C1E"/>
-          <w:spacing w:val="0"/>
-          <w:sz w:val="24"/>
-          <w:szCs w:val="24"/>
-        </w:rPr>
-      </w:pPr>
-      <w:r>
-        <w:rPr>
-          <w:rFonts w:hint="default" w:ascii="Palatino Linotype" w:hAnsi="Palatino Linotype" w:eastAsia="sans-serif" w:cs="Palatino Linotype"/>
-          <w:i w:val="0"/>
-          <w:iCs w:val="0"/>
-          <w:caps w:val="0"/>
-          <w:color w:val="1A1C1E"/>
-          <w:spacing w:val="0"/>
-          <w:sz w:val="24"/>
-          <w:szCs w:val="24"/>
-          <w:shd w:val="clear" w:fill="FFFFFF"/>
-        </w:rPr>
-        <w:t>Could it be that Bohm's "Implicate Order" and the "One Being" of ancient wisdom are just two different names for the same truth? That at the highest level of existence, a pure Idea—a form of supreme consciousness—can "condense" itself to create matter.</w:t>
-      </w:r>
-    </w:p>
-    <w:p>
-      <w:pPr>
-        <w:pStyle w:val="4"/>
-        <w:keepNext w:val="0"/>
-        <w:keepLines w:val="0"/>
-        <w:widowControl/>
-        <w:suppressLineNumbers w:val="0"/>
-        <w:shd w:val="clear" w:fill="FFFFFF"/>
-        <w:spacing w:before="0" w:beforeAutospacing="1" w:after="216" w:afterAutospacing="0" w:line="240" w:lineRule="atLeast"/>
-        <w:ind w:left="0" w:right="0" w:firstLine="0"/>
-        <w:rPr>
-          <w:rFonts w:hint="default" w:ascii="Palatino Linotype" w:hAnsi="Palatino Linotype" w:eastAsia="sans-serif" w:cs="Palatino Linotype"/>
-          <w:i w:val="0"/>
-          <w:iCs w:val="0"/>
-          <w:caps w:val="0"/>
-          <w:color w:val="1A1C1E"/>
-          <w:spacing w:val="0"/>
-          <w:sz w:val="24"/>
-          <w:szCs w:val="24"/>
-        </w:rPr>
-      </w:pPr>
-      <w:r>
-        <w:rPr>
-          <w:rFonts w:hint="default" w:ascii="Palatino Linotype" w:hAnsi="Palatino Linotype" w:eastAsia="sans-serif" w:cs="Palatino Linotype"/>
-          <w:i w:val="0"/>
-          <w:iCs w:val="0"/>
-          <w:caps w:val="0"/>
-          <w:color w:val="1A1C1E"/>
-          <w:spacing w:val="0"/>
-          <w:sz w:val="24"/>
-          <w:szCs w:val="24"/>
-          <w:shd w:val="clear" w:fill="FFFFFF"/>
-        </w:rPr>
-        <w:t>Monism suggests that consciousness and matter are just like this. Consciousness can be likened to water vapor: subtle, pervasive, invisible, and unbound. Matter, on the other hand, is like ice: condensed, tangible, with clear structure and laws. They are not two different things, but rather two vibrational states of the same cosmic substance.</w:t>
-      </w:r>
-    </w:p>
-    <w:p>
-      <w:pPr>
-        <w:pStyle w:val="4"/>
-        <w:keepNext w:val="0"/>
-        <w:keepLines w:val="0"/>
-        <w:widowControl/>
-        <w:suppressLineNumbers w:val="0"/>
-        <w:shd w:val="clear" w:fill="FFFFFF"/>
-        <w:spacing w:before="0" w:beforeAutospacing="1" w:after="216" w:afterAutospacing="0" w:line="240" w:lineRule="atLeast"/>
-        <w:ind w:left="0" w:right="0" w:firstLine="0"/>
-        <w:rPr>
-          <w:rFonts w:hint="default" w:ascii="Palatino Linotype" w:hAnsi="Palatino Linotype" w:eastAsia="sans-serif" w:cs="Palatino Linotype"/>
-          <w:i w:val="0"/>
-          <w:iCs w:val="0"/>
-          <w:caps w:val="0"/>
-          <w:color w:val="1A1C1E"/>
-          <w:spacing w:val="0"/>
-          <w:sz w:val="24"/>
-          <w:szCs w:val="24"/>
-        </w:rPr>
-      </w:pPr>
-      <w:r>
-        <w:rPr>
-          <w:rFonts w:hint="default" w:ascii="Palatino Linotype" w:hAnsi="Palatino Linotype" w:eastAsia="sans-serif" w:cs="Palatino Linotype"/>
-          <w:i w:val="0"/>
-          <w:iCs w:val="0"/>
-          <w:caps w:val="0"/>
-          <w:color w:val="1A1C1E"/>
-          <w:spacing w:val="0"/>
-          <w:sz w:val="24"/>
-          <w:szCs w:val="24"/>
-          <w:shd w:val="clear" w:fill="FFFFFF"/>
-        </w:rPr>
-        <w:t>When we accept this principle, an incredible door of perception opens. If matter is just a "condensed" state of a deeper substance, then at the highest, most subtle level of existence, a pure Idea—a form of supreme consciousness—can "condense" itself to create matter.</w:t>
-      </w:r>
-    </w:p>
-    <w:p>
-      <w:pPr>
-        <w:pStyle w:val="4"/>
-        <w:keepNext w:val="0"/>
-        <w:keepLines w:val="0"/>
-        <w:widowControl/>
-        <w:suppressLineNumbers w:val="0"/>
-        <w:shd w:val="clear" w:fill="FFFFFF"/>
-        <w:spacing w:before="0" w:beforeAutospacing="1" w:after="216" w:afterAutospacing="0" w:line="240" w:lineRule="atLeast"/>
-        <w:ind w:left="0" w:right="0" w:firstLine="0"/>
-        <w:rPr>
-          <w:rFonts w:hint="default" w:ascii="Palatino Linotype" w:hAnsi="Palatino Linotype" w:eastAsia="sans-serif" w:cs="Palatino Linotype"/>
-          <w:i w:val="0"/>
-          <w:iCs w:val="0"/>
-          <w:caps w:val="0"/>
-          <w:color w:val="1A1C1E"/>
-          <w:spacing w:val="0"/>
-          <w:sz w:val="24"/>
-          <w:szCs w:val="24"/>
-        </w:rPr>
-      </w:pPr>
-      <w:r>
-        <w:rPr>
-          <w:rFonts w:hint="default" w:ascii="Palatino Linotype" w:hAnsi="Palatino Linotype" w:eastAsia="sans-serif" w:cs="Palatino Linotype"/>
-          <w:i w:val="0"/>
-          <w:iCs w:val="0"/>
-          <w:caps w:val="0"/>
-          <w:color w:val="1A1C1E"/>
-          <w:spacing w:val="0"/>
-          <w:sz w:val="24"/>
-          <w:szCs w:val="24"/>
-          <w:shd w:val="clear" w:fill="FFFFFF"/>
-        </w:rPr>
-        <w:t>This is not an entirely far-fetched concept. Many ancient scriptures describe how a divine being with profound powers could, with a single thought, create an entire Celestial Kingdom, complete with mountains, rivers, and countless living beings. To the beings living within it, that world is entirely real, with its own distinct physical laws.</w:t>
-      </w:r>
-    </w:p>
-    <w:p>
-      <w:pPr>
-        <w:pStyle w:val="4"/>
-        <w:keepNext w:val="0"/>
-        <w:keepLines w:val="0"/>
-        <w:widowControl/>
-        <w:suppressLineNumbers w:val="0"/>
-        <w:shd w:val="clear" w:fill="FFFFFF"/>
-        <w:spacing w:before="0" w:beforeAutospacing="1" w:after="216" w:afterAutospacing="0" w:line="240" w:lineRule="atLeast"/>
-        <w:ind w:left="0" w:right="0" w:firstLine="0"/>
-        <w:rPr>
-          <w:rFonts w:hint="default" w:ascii="Palatino Linotype" w:hAnsi="Palatino Linotype" w:eastAsia="sans-serif" w:cs="Palatino Linotype"/>
-          <w:i w:val="0"/>
-          <w:iCs w:val="0"/>
-          <w:caps w:val="0"/>
-          <w:color w:val="1A1C1E"/>
-          <w:spacing w:val="0"/>
-          <w:sz w:val="24"/>
-          <w:szCs w:val="24"/>
-        </w:rPr>
-      </w:pPr>
-      <w:r>
-        <w:rPr>
-          <w:rFonts w:hint="default" w:ascii="Palatino Linotype" w:hAnsi="Palatino Linotype" w:eastAsia="sans-serif" w:cs="Palatino Linotype"/>
-          <w:i w:val="0"/>
-          <w:iCs w:val="0"/>
-          <w:caps w:val="0"/>
-          <w:color w:val="1A1C1E"/>
-          <w:spacing w:val="0"/>
-          <w:sz w:val="24"/>
-          <w:szCs w:val="24"/>
-          <w:shd w:val="clear" w:fill="FFFFFF"/>
-        </w:rPr>
-        <w:t>So what about our universe? Perhaps it is no exception. It's possible that the entire vast cosmos we observe, with its billions of galaxies and complex laws, is but the manifestation of a grand Idea from a being at a higher level.</w:t>
-      </w:r>
-    </w:p>
-    <w:p>
-      <w:pPr>
-        <w:pStyle w:val="4"/>
-        <w:keepNext w:val="0"/>
-        <w:keepLines w:val="0"/>
-        <w:widowControl/>
-        <w:suppressLineNumbers w:val="0"/>
-        <w:shd w:val="clear" w:fill="FFFFFF"/>
-        <w:spacing w:before="0" w:beforeAutospacing="1" w:after="216" w:afterAutospacing="0" w:line="240" w:lineRule="atLeast"/>
-        <w:ind w:left="0" w:right="0" w:firstLine="0"/>
-        <w:rPr>
-          <w:rFonts w:hint="default" w:ascii="Palatino Linotype" w:hAnsi="Palatino Linotype" w:eastAsia="sans-serif" w:cs="Palatino Linotype"/>
-          <w:i w:val="0"/>
-          <w:iCs w:val="0"/>
-          <w:caps w:val="0"/>
-          <w:color w:val="1A1C1E"/>
-          <w:spacing w:val="0"/>
-          <w:sz w:val="24"/>
-          <w:szCs w:val="24"/>
-          <w:shd w:val="clear" w:fill="FFFFFF"/>
-        </w:rPr>
-      </w:pPr>
-      <w:r>
-        <w:rPr>
-          <w:rFonts w:hint="default" w:ascii="Palatino Linotype" w:hAnsi="Palatino Linotype" w:eastAsia="sans-serif" w:cs="Palatino Linotype"/>
-          <w:i w:val="0"/>
-          <w:iCs w:val="0"/>
-          <w:caps w:val="0"/>
-          <w:color w:val="1A1C1E"/>
-          <w:spacing w:val="0"/>
-          <w:sz w:val="24"/>
-          <w:szCs w:val="24"/>
-          <w:shd w:val="clear" w:fill="FFFFFF"/>
-        </w:rPr>
-        <w:t>If so, the origin of the universe was not a random accident born from nothingness, not a chaotic explosion without purpose. It was a deliberate act of creation, a symphony that began with a single, first note called Consciousness. And our story is not one of lifeless particles, but the story of the manifestation of a great Idea.</w:t>
-      </w:r>
-    </w:p>
-    <w:p>
-      <w:pPr>
-        <w:pStyle w:val="4"/>
-        <w:keepNext w:val="0"/>
-        <w:keepLines w:val="0"/>
-        <w:widowControl/>
-        <w:suppressLineNumbers w:val="0"/>
-        <w:shd w:val="clear" w:fill="FFFFFF"/>
-        <w:spacing w:before="0" w:beforeAutospacing="1" w:after="216" w:afterAutospacing="0" w:line="240" w:lineRule="atLeast"/>
-        <w:ind w:left="0" w:right="0" w:firstLine="0"/>
-        <w:rPr>
-          <w:rFonts w:hint="default" w:ascii="Palatino Linotype" w:hAnsi="Palatino Linotype" w:eastAsia="sans-serif" w:cs="Palatino Linotype"/>
-          <w:i w:val="0"/>
-          <w:iCs w:val="0"/>
-          <w:caps w:val="0"/>
-          <w:color w:val="1A1C1E"/>
-          <w:spacing w:val="0"/>
-          <w:sz w:val="24"/>
-          <w:szCs w:val="24"/>
-          <w:shd w:val="clear" w:fill="FFFFFF"/>
-        </w:rPr>
-      </w:pPr>
-    </w:p>
-    <w:p>
-      <w:pPr>
-        <w:pStyle w:val="4"/>
-        <w:keepNext w:val="0"/>
-        <w:keepLines w:val="0"/>
-        <w:widowControl/>
-        <w:suppressLineNumbers w:val="0"/>
-        <w:shd w:val="clear" w:fill="FFFFFF"/>
-        <w:spacing w:before="0" w:beforeAutospacing="1" w:after="216" w:afterAutospacing="0" w:line="240" w:lineRule="atLeast"/>
-        <w:ind w:left="0" w:right="0" w:firstLine="0"/>
+          <w:lang w:val="en-US"/>
+        </w:rPr>
+        <w:t xml:space="preserve">Part </w:t>
+      </w:r>
+      <w:r>
         <w:rPr>
           <w:rFonts w:hint="default" w:ascii="Palatino Linotype" w:hAnsi="Palatino Linotype" w:eastAsia="sans-serif" w:cs="Palatino Linotype"/>
           <w:b/>
@@ -1053,8 +658,403 @@
           <w:szCs w:val="32"/>
           <w:shd w:val="clear" w:fill="FFFFFF"/>
         </w:rPr>
-      </w:pPr>
-      <w:r>
+        <w:t>I: The Foundation of Reality – When Consciousness and Matter Are One</w:t>
+      </w:r>
+    </w:p>
+    <w:p>
+      <w:pPr>
+        <w:pStyle w:val="4"/>
+        <w:keepNext w:val="0"/>
+        <w:keepLines w:val="0"/>
+        <w:widowControl/>
+        <w:suppressLineNumbers w:val="0"/>
+        <w:shd w:val="clear" w:fill="FFFFFF"/>
+        <w:spacing w:before="0" w:beforeAutospacing="1" w:after="216" w:afterAutospacing="0" w:line="240" w:lineRule="atLeast"/>
+        <w:ind w:left="0" w:right="0" w:firstLine="0"/>
+        <w:rPr>
+          <w:rFonts w:hint="default" w:ascii="Palatino Linotype" w:hAnsi="Palatino Linotype" w:eastAsia="sans-serif" w:cs="Palatino Linotype"/>
+          <w:i w:val="0"/>
+          <w:iCs w:val="0"/>
+          <w:caps w:val="0"/>
+          <w:color w:val="1A1C1E"/>
+          <w:spacing w:val="0"/>
+          <w:sz w:val="24"/>
+          <w:szCs w:val="24"/>
+        </w:rPr>
+      </w:pPr>
+      <w:r>
+        <w:rPr>
+          <w:rFonts w:hint="default" w:ascii="Palatino Linotype" w:hAnsi="Palatino Linotype" w:eastAsia="sans-serif" w:cs="Palatino Linotype"/>
+          <w:i w:val="0"/>
+          <w:iCs w:val="0"/>
+          <w:caps w:val="0"/>
+          <w:color w:val="1A1C1E"/>
+          <w:spacing w:val="0"/>
+          <w:sz w:val="24"/>
+          <w:szCs w:val="24"/>
+          <w:shd w:val="clear" w:fill="FFFFFF"/>
+        </w:rPr>
+        <w:t>To explore the possibility that the universe was born from an Idea, we must begin with the most fundamental principle, one contemplated by sages of both the ancient East and West for thousands of years. This is Monism.</w:t>
+      </w:r>
+    </w:p>
+    <w:p>
+      <w:pPr>
+        <w:pStyle w:val="4"/>
+        <w:keepNext w:val="0"/>
+        <w:keepLines w:val="0"/>
+        <w:widowControl/>
+        <w:suppressLineNumbers w:val="0"/>
+        <w:shd w:val="clear" w:fill="FFFFFF"/>
+        <w:spacing w:before="0" w:beforeAutospacing="1" w:after="216" w:afterAutospacing="0" w:line="240" w:lineRule="atLeast"/>
+        <w:ind w:left="0" w:right="0" w:firstLine="0"/>
+        <w:rPr>
+          <w:rFonts w:hint="default" w:ascii="Palatino Linotype" w:hAnsi="Palatino Linotype" w:eastAsia="sans-serif" w:cs="Palatino Linotype"/>
+          <w:i w:val="0"/>
+          <w:iCs w:val="0"/>
+          <w:caps w:val="0"/>
+          <w:color w:val="1A1C1E"/>
+          <w:spacing w:val="0"/>
+          <w:sz w:val="24"/>
+          <w:szCs w:val="24"/>
+        </w:rPr>
+      </w:pPr>
+      <w:r>
+        <w:rPr>
+          <w:rFonts w:hint="default" w:ascii="Palatino Linotype" w:hAnsi="Palatino Linotype" w:eastAsia="sans-serif" w:cs="Palatino Linotype"/>
+          <w:i w:val="0"/>
+          <w:iCs w:val="0"/>
+          <w:caps w:val="0"/>
+          <w:color w:val="1A1C1E"/>
+          <w:spacing w:val="0"/>
+          <w:sz w:val="24"/>
+          <w:szCs w:val="24"/>
+          <w:shd w:val="clear" w:fill="FFFFFF"/>
+        </w:rPr>
+        <w:t>It may sound complex, but its core idea is incredibly simple: all things in the universe, despite manifesting in countless different forms, originate from a single, unified substance. Accordingly, consciousness and matter are not two separate, opposing entities. They are merely two different states of expression of the same truth.</w:t>
+      </w:r>
+    </w:p>
+    <w:p>
+      <w:pPr>
+        <w:pStyle w:val="4"/>
+        <w:keepNext w:val="0"/>
+        <w:keepLines w:val="0"/>
+        <w:widowControl/>
+        <w:suppressLineNumbers w:val="0"/>
+        <w:shd w:val="clear" w:fill="FFFFFF"/>
+        <w:spacing w:before="0" w:beforeAutospacing="1" w:after="216" w:afterAutospacing="0" w:line="240" w:lineRule="atLeast"/>
+        <w:ind w:left="0" w:right="0" w:firstLine="0"/>
+        <w:rPr>
+          <w:rFonts w:hint="default" w:ascii="Palatino Linotype" w:hAnsi="Palatino Linotype" w:eastAsia="sans-serif" w:cs="Palatino Linotype"/>
+          <w:i w:val="0"/>
+          <w:iCs w:val="0"/>
+          <w:caps w:val="0"/>
+          <w:color w:val="1A1C1E"/>
+          <w:spacing w:val="0"/>
+          <w:sz w:val="24"/>
+          <w:szCs w:val="24"/>
+        </w:rPr>
+      </w:pPr>
+      <w:r>
+        <w:rPr>
+          <w:rFonts w:hint="default" w:ascii="Palatino Linotype" w:hAnsi="Palatino Linotype" w:eastAsia="sans-serif" w:cs="Palatino Linotype"/>
+          <w:i w:val="0"/>
+          <w:iCs w:val="0"/>
+          <w:caps w:val="0"/>
+          <w:color w:val="1A1C1E"/>
+          <w:spacing w:val="0"/>
+          <w:sz w:val="24"/>
+          <w:szCs w:val="24"/>
+          <w:shd w:val="clear" w:fill="FFFFFF"/>
+        </w:rPr>
+        <w:t>Imagine water. Water can exist in the liquid state we drink every day. When heated, it becomes invisible water vapor, diffusing into the air. When frozen, it solidifies into hard ice. Water vapor, liquid water, and ice look completely different and have entirely different properties, yet no one doubts that their fundamental essence is one and the same: H₂O. They are simply in different states of energy and structure.</w:t>
+      </w:r>
+    </w:p>
+    <w:p>
+      <w:pPr>
+        <w:pStyle w:val="4"/>
+        <w:keepNext w:val="0"/>
+        <w:keepLines w:val="0"/>
+        <w:widowControl/>
+        <w:suppressLineNumbers w:val="0"/>
+        <w:shd w:val="clear" w:fill="FFFFFF"/>
+        <w:spacing w:before="0" w:beforeAutospacing="1" w:after="216" w:afterAutospacing="0" w:line="240" w:lineRule="atLeast"/>
+        <w:ind w:left="0" w:right="0" w:firstLine="0"/>
+        <w:rPr>
+          <w:rFonts w:hint="default" w:ascii="Palatino Linotype" w:hAnsi="Palatino Linotype" w:eastAsia="sans-serif" w:cs="Palatino Linotype"/>
+          <w:i w:val="0"/>
+          <w:iCs w:val="0"/>
+          <w:caps w:val="0"/>
+          <w:color w:val="1A1C1E"/>
+          <w:spacing w:val="0"/>
+          <w:sz w:val="24"/>
+          <w:szCs w:val="24"/>
+        </w:rPr>
+      </w:pPr>
+      <w:r>
+        <w:rPr>
+          <w:rFonts w:hint="default" w:ascii="Palatino Linotype" w:hAnsi="Palatino Linotype" w:eastAsia="sans-serif" w:cs="Palatino Linotype"/>
+          <w:i w:val="0"/>
+          <w:iCs w:val="0"/>
+          <w:caps w:val="0"/>
+          <w:color w:val="1A1C1E"/>
+          <w:spacing w:val="0"/>
+          <w:sz w:val="24"/>
+          <w:szCs w:val="24"/>
+          <w:shd w:val="clear" w:fill="FFFFFF"/>
+        </w:rPr>
+        <w:t>This idea, while seemingly foreign to modern Western thought, is not alone. Even in the realm of quantum physics, pioneering thinkers like David Bohm, one of Einstein's brilliant protégés, proposed a startling model of reality. He suggested that the physical universe we perceive is merely the "Explicate Order," an unfolded expression of a deeper, more holistic and interconnected layer of reality called the "Implicate Order."</w:t>
+      </w:r>
+    </w:p>
+    <w:p>
+      <w:pPr>
+        <w:pStyle w:val="4"/>
+        <w:keepNext w:val="0"/>
+        <w:keepLines w:val="0"/>
+        <w:widowControl/>
+        <w:suppressLineNumbers w:val="0"/>
+        <w:shd w:val="clear" w:fill="FFFFFF"/>
+        <w:spacing w:before="0" w:beforeAutospacing="1" w:after="216" w:afterAutospacing="0" w:line="240" w:lineRule="atLeast"/>
+        <w:ind w:left="0" w:right="0" w:firstLine="0"/>
+        <w:rPr>
+          <w:rFonts w:hint="default" w:ascii="Palatino Linotype" w:hAnsi="Palatino Linotype" w:eastAsia="sans-serif" w:cs="Palatino Linotype"/>
+          <w:i w:val="0"/>
+          <w:iCs w:val="0"/>
+          <w:caps w:val="0"/>
+          <w:color w:val="1A1C1E"/>
+          <w:spacing w:val="0"/>
+          <w:sz w:val="24"/>
+          <w:szCs w:val="24"/>
+        </w:rPr>
+      </w:pPr>
+      <w:r>
+        <w:rPr>
+          <w:rFonts w:hint="default" w:ascii="Palatino Linotype" w:hAnsi="Palatino Linotype" w:eastAsia="sans-serif" w:cs="Palatino Linotype"/>
+          <w:i w:val="0"/>
+          <w:iCs w:val="0"/>
+          <w:caps w:val="0"/>
+          <w:color w:val="1A1C1E"/>
+          <w:spacing w:val="0"/>
+          <w:sz w:val="24"/>
+          <w:szCs w:val="24"/>
+          <w:shd w:val="clear" w:fill="FFFFFF"/>
+        </w:rPr>
+        <w:t>Could it be that Bohm's "Implicate Order" and the "One Being" of ancient wisdom are just two different names for the same truth? That at the highest level of existence, a pure Idea—a form of supreme consciousness—can "condense" itself to create matter.</w:t>
+      </w:r>
+    </w:p>
+    <w:p>
+      <w:pPr>
+        <w:pStyle w:val="4"/>
+        <w:keepNext w:val="0"/>
+        <w:keepLines w:val="0"/>
+        <w:widowControl/>
+        <w:suppressLineNumbers w:val="0"/>
+        <w:shd w:val="clear" w:fill="FFFFFF"/>
+        <w:spacing w:before="0" w:beforeAutospacing="1" w:after="216" w:afterAutospacing="0" w:line="240" w:lineRule="atLeast"/>
+        <w:ind w:left="0" w:right="0" w:firstLine="0"/>
+        <w:rPr>
+          <w:rFonts w:hint="default" w:ascii="Palatino Linotype" w:hAnsi="Palatino Linotype" w:eastAsia="sans-serif" w:cs="Palatino Linotype"/>
+          <w:i w:val="0"/>
+          <w:iCs w:val="0"/>
+          <w:caps w:val="0"/>
+          <w:color w:val="1A1C1E"/>
+          <w:spacing w:val="0"/>
+          <w:sz w:val="24"/>
+          <w:szCs w:val="24"/>
+        </w:rPr>
+      </w:pPr>
+      <w:r>
+        <w:rPr>
+          <w:rFonts w:hint="default" w:ascii="Palatino Linotype" w:hAnsi="Palatino Linotype" w:eastAsia="sans-serif" w:cs="Palatino Linotype"/>
+          <w:i w:val="0"/>
+          <w:iCs w:val="0"/>
+          <w:caps w:val="0"/>
+          <w:color w:val="1A1C1E"/>
+          <w:spacing w:val="0"/>
+          <w:sz w:val="24"/>
+          <w:szCs w:val="24"/>
+          <w:shd w:val="clear" w:fill="FFFFFF"/>
+        </w:rPr>
+        <w:t>Monism suggests that consciousness and matter are just like this. Consciousness can be likened to water vapor: subtle, pervasive, invisible, and unbound. Matter, on the other hand, is like ice: condensed, tangible, with clear structure and laws. They are not two different things, but rather two vibrational states of the same cosmic substance.</w:t>
+      </w:r>
+    </w:p>
+    <w:p>
+      <w:pPr>
+        <w:pStyle w:val="4"/>
+        <w:keepNext w:val="0"/>
+        <w:keepLines w:val="0"/>
+        <w:widowControl/>
+        <w:suppressLineNumbers w:val="0"/>
+        <w:shd w:val="clear" w:fill="FFFFFF"/>
+        <w:spacing w:before="0" w:beforeAutospacing="1" w:after="216" w:afterAutospacing="0" w:line="240" w:lineRule="atLeast"/>
+        <w:ind w:left="0" w:right="0" w:firstLine="0"/>
+        <w:rPr>
+          <w:rFonts w:hint="default" w:ascii="Palatino Linotype" w:hAnsi="Palatino Linotype" w:eastAsia="sans-serif" w:cs="Palatino Linotype"/>
+          <w:i w:val="0"/>
+          <w:iCs w:val="0"/>
+          <w:caps w:val="0"/>
+          <w:color w:val="1A1C1E"/>
+          <w:spacing w:val="0"/>
+          <w:sz w:val="24"/>
+          <w:szCs w:val="24"/>
+        </w:rPr>
+      </w:pPr>
+      <w:r>
+        <w:rPr>
+          <w:rFonts w:hint="default" w:ascii="Palatino Linotype" w:hAnsi="Palatino Linotype" w:eastAsia="sans-serif" w:cs="Palatino Linotype"/>
+          <w:i w:val="0"/>
+          <w:iCs w:val="0"/>
+          <w:caps w:val="0"/>
+          <w:color w:val="1A1C1E"/>
+          <w:spacing w:val="0"/>
+          <w:sz w:val="24"/>
+          <w:szCs w:val="24"/>
+          <w:shd w:val="clear" w:fill="FFFFFF"/>
+        </w:rPr>
+        <w:t>When we accept this principle, an incredible door of perception opens. If matter is just a "condensed" state of a deeper substance, then at the highest, most subtle level of existence, a pure Idea—a form of supreme consciousness—can "condense" itself to create matter.</w:t>
+      </w:r>
+    </w:p>
+    <w:p>
+      <w:pPr>
+        <w:pStyle w:val="4"/>
+        <w:keepNext w:val="0"/>
+        <w:keepLines w:val="0"/>
+        <w:widowControl/>
+        <w:suppressLineNumbers w:val="0"/>
+        <w:shd w:val="clear" w:fill="FFFFFF"/>
+        <w:spacing w:before="0" w:beforeAutospacing="1" w:after="216" w:afterAutospacing="0" w:line="240" w:lineRule="atLeast"/>
+        <w:ind w:left="0" w:right="0" w:firstLine="0"/>
+        <w:rPr>
+          <w:rFonts w:hint="default" w:ascii="Palatino Linotype" w:hAnsi="Palatino Linotype" w:eastAsia="sans-serif" w:cs="Palatino Linotype"/>
+          <w:i w:val="0"/>
+          <w:iCs w:val="0"/>
+          <w:caps w:val="0"/>
+          <w:color w:val="1A1C1E"/>
+          <w:spacing w:val="0"/>
+          <w:sz w:val="24"/>
+          <w:szCs w:val="24"/>
+        </w:rPr>
+      </w:pPr>
+      <w:r>
+        <w:rPr>
+          <w:rFonts w:hint="default" w:ascii="Palatino Linotype" w:hAnsi="Palatino Linotype" w:eastAsia="sans-serif" w:cs="Palatino Linotype"/>
+          <w:i w:val="0"/>
+          <w:iCs w:val="0"/>
+          <w:caps w:val="0"/>
+          <w:color w:val="1A1C1E"/>
+          <w:spacing w:val="0"/>
+          <w:sz w:val="24"/>
+          <w:szCs w:val="24"/>
+          <w:shd w:val="clear" w:fill="FFFFFF"/>
+        </w:rPr>
+        <w:t>This is not an entirely far-fetched concept. Many ancient scriptures describe how a divine being with profound powers could, with a single thought, create an entire Celestial Kingdom, complete with mountains, rivers, and countless living beings. To the beings living within it, that world is entirely real, with its own distinct physical laws.</w:t>
+      </w:r>
+    </w:p>
+    <w:p>
+      <w:pPr>
+        <w:pStyle w:val="4"/>
+        <w:keepNext w:val="0"/>
+        <w:keepLines w:val="0"/>
+        <w:widowControl/>
+        <w:suppressLineNumbers w:val="0"/>
+        <w:shd w:val="clear" w:fill="FFFFFF"/>
+        <w:spacing w:before="0" w:beforeAutospacing="1" w:after="216" w:afterAutospacing="0" w:line="240" w:lineRule="atLeast"/>
+        <w:ind w:left="0" w:right="0" w:firstLine="0"/>
+        <w:rPr>
+          <w:rFonts w:hint="default" w:ascii="Palatino Linotype" w:hAnsi="Palatino Linotype" w:eastAsia="sans-serif" w:cs="Palatino Linotype"/>
+          <w:i w:val="0"/>
+          <w:iCs w:val="0"/>
+          <w:caps w:val="0"/>
+          <w:color w:val="1A1C1E"/>
+          <w:spacing w:val="0"/>
+          <w:sz w:val="24"/>
+          <w:szCs w:val="24"/>
+        </w:rPr>
+      </w:pPr>
+      <w:r>
+        <w:rPr>
+          <w:rFonts w:hint="default" w:ascii="Palatino Linotype" w:hAnsi="Palatino Linotype" w:eastAsia="sans-serif" w:cs="Palatino Linotype"/>
+          <w:i w:val="0"/>
+          <w:iCs w:val="0"/>
+          <w:caps w:val="0"/>
+          <w:color w:val="1A1C1E"/>
+          <w:spacing w:val="0"/>
+          <w:sz w:val="24"/>
+          <w:szCs w:val="24"/>
+          <w:shd w:val="clear" w:fill="FFFFFF"/>
+        </w:rPr>
+        <w:t>So what about our universe? Perhaps it is no exception. It's possible that the entire vast cosmos we observe, with its billions of galaxies and complex laws, is but the manifestation of a grand Idea from a being at a higher level.</w:t>
+      </w:r>
+    </w:p>
+    <w:p>
+      <w:pPr>
+        <w:pStyle w:val="4"/>
+        <w:keepNext w:val="0"/>
+        <w:keepLines w:val="0"/>
+        <w:widowControl/>
+        <w:suppressLineNumbers w:val="0"/>
+        <w:shd w:val="clear" w:fill="FFFFFF"/>
+        <w:spacing w:before="0" w:beforeAutospacing="1" w:after="216" w:afterAutospacing="0" w:line="240" w:lineRule="atLeast"/>
+        <w:ind w:left="0" w:right="0" w:firstLine="0"/>
+        <w:rPr>
+          <w:rFonts w:hint="default" w:ascii="Palatino Linotype" w:hAnsi="Palatino Linotype" w:eastAsia="sans-serif" w:cs="Palatino Linotype"/>
+          <w:i w:val="0"/>
+          <w:iCs w:val="0"/>
+          <w:caps w:val="0"/>
+          <w:color w:val="1A1C1E"/>
+          <w:spacing w:val="0"/>
+          <w:sz w:val="24"/>
+          <w:szCs w:val="24"/>
+          <w:shd w:val="clear" w:fill="FFFFFF"/>
+        </w:rPr>
+      </w:pPr>
+      <w:r>
+        <w:rPr>
+          <w:rFonts w:hint="default" w:ascii="Palatino Linotype" w:hAnsi="Palatino Linotype" w:eastAsia="sans-serif" w:cs="Palatino Linotype"/>
+          <w:i w:val="0"/>
+          <w:iCs w:val="0"/>
+          <w:caps w:val="0"/>
+          <w:color w:val="1A1C1E"/>
+          <w:spacing w:val="0"/>
+          <w:sz w:val="24"/>
+          <w:szCs w:val="24"/>
+          <w:shd w:val="clear" w:fill="FFFFFF"/>
+        </w:rPr>
+        <w:t>If so, the origin of the universe was not a random accident born from nothingness, not a chaotic explosion without purpose. It was a deliberate act of creation, a symphony that began with a single, first note called Consciousness. And our story is not one of lifeless particles, but the story of the manifestation of a great Idea.</w:t>
+      </w:r>
+    </w:p>
+    <w:p>
+      <w:pPr>
+        <w:pStyle w:val="4"/>
+        <w:keepNext w:val="0"/>
+        <w:keepLines w:val="0"/>
+        <w:widowControl/>
+        <w:suppressLineNumbers w:val="0"/>
+        <w:shd w:val="clear" w:fill="FFFFFF"/>
+        <w:spacing w:before="0" w:beforeAutospacing="1" w:after="216" w:afterAutospacing="0" w:line="240" w:lineRule="atLeast"/>
+        <w:ind w:left="0" w:right="0" w:firstLine="0"/>
+        <w:rPr>
+          <w:rFonts w:hint="default" w:ascii="Palatino Linotype" w:hAnsi="Palatino Linotype" w:eastAsia="sans-serif" w:cs="Palatino Linotype"/>
+          <w:i w:val="0"/>
+          <w:iCs w:val="0"/>
+          <w:caps w:val="0"/>
+          <w:color w:val="1A1C1E"/>
+          <w:spacing w:val="0"/>
+          <w:sz w:val="24"/>
+          <w:szCs w:val="24"/>
+          <w:shd w:val="clear" w:fill="FFFFFF"/>
+        </w:rPr>
+      </w:pPr>
+    </w:p>
+    <w:p>
+      <w:pPr>
+        <w:pStyle w:val="4"/>
+        <w:keepNext w:val="0"/>
+        <w:keepLines w:val="0"/>
+        <w:widowControl/>
+        <w:suppressLineNumbers w:val="0"/>
+        <w:shd w:val="clear" w:fill="FFFFFF"/>
+        <w:spacing w:before="0" w:beforeAutospacing="1" w:after="216" w:afterAutospacing="0" w:line="240" w:lineRule="atLeast"/>
+        <w:ind w:left="0" w:right="0" w:firstLine="0"/>
         <w:rPr>
           <w:rFonts w:hint="default" w:ascii="Palatino Linotype" w:hAnsi="Palatino Linotype" w:eastAsia="sans-serif" w:cs="Palatino Linotype"/>
           <w:b/>
@@ -1068,7 +1068,39 @@
           <w:szCs w:val="32"/>
           <w:shd w:val="clear" w:fill="FFFFFF"/>
         </w:rPr>
-        <w:t>Chapter II: Different Maps of the Same Territory</w:t>
+      </w:pPr>
+      <w:r>
+        <w:rPr>
+          <w:rFonts w:hint="default" w:ascii="Palatino Linotype" w:hAnsi="Palatino Linotype" w:eastAsia="sans-serif" w:cs="Palatino Linotype"/>
+          <w:b/>
+          <w:bCs/>
+          <w:i w:val="0"/>
+          <w:iCs w:val="0"/>
+          <w:caps w:val="0"/>
+          <w:color w:val="1A1C1E"/>
+          <w:spacing w:val="0"/>
+          <w:sz w:val="32"/>
+          <w:szCs w:val="32"/>
+          <w:shd w:val="clear" w:fill="FFFFFF"/>
+          <w:lang w:val="en-US"/>
+        </w:rPr>
+        <w:t xml:space="preserve">Part </w:t>
+      </w:r>
+      <w:r>
+        <w:rPr>
+          <w:rFonts w:hint="default" w:ascii="Palatino Linotype" w:hAnsi="Palatino Linotype" w:eastAsia="sans-serif" w:cs="Palatino Linotype"/>
+          <w:b/>
+          <w:bCs/>
+          <w:i w:val="0"/>
+          <w:iCs w:val="0"/>
+          <w:caps w:val="0"/>
+          <w:color w:val="1A1C1E"/>
+          <w:spacing w:val="0"/>
+          <w:sz w:val="32"/>
+          <w:szCs w:val="32"/>
+          <w:shd w:val="clear" w:fill="FFFFFF"/>
+        </w:rPr>
+        <w:t>II: Different Maps of the Same Territory</w:t>
       </w:r>
     </w:p>
     <w:p>
@@ -1460,404 +1492,11 @@
           <w:sz w:val="32"/>
           <w:szCs w:val="32"/>
           <w:shd w:val="clear" w:fill="FFFFFF"/>
-        </w:rPr>
-        <w:t>Chapter III: Beyond the Five Elements – A Worldview from Cultivation Wisdom</w:t>
-      </w:r>
-    </w:p>
-    <w:p>
-      <w:pPr>
-        <w:pStyle w:val="4"/>
-        <w:keepNext w:val="0"/>
-        <w:keepLines w:val="0"/>
-        <w:widowControl/>
-        <w:suppressLineNumbers w:val="0"/>
-        <w:shd w:val="clear" w:fill="FFFFFF"/>
-        <w:spacing w:before="0" w:beforeAutospacing="1" w:after="216" w:afterAutospacing="0" w:line="240" w:lineRule="atLeast"/>
-        <w:ind w:left="0" w:right="0" w:firstLine="0"/>
-        <w:rPr>
-          <w:rFonts w:hint="default" w:ascii="Palatino Linotype" w:hAnsi="Palatino Linotype" w:eastAsia="sans-serif" w:cs="Palatino Linotype"/>
-          <w:i w:val="0"/>
-          <w:iCs w:val="0"/>
-          <w:caps w:val="0"/>
-          <w:color w:val="1A1C1E"/>
-          <w:spacing w:val="0"/>
-          <w:sz w:val="24"/>
-          <w:szCs w:val="24"/>
-        </w:rPr>
-      </w:pPr>
-      <w:r>
-        <w:rPr>
-          <w:rFonts w:hint="default" w:ascii="Palatino Linotype" w:hAnsi="Palatino Linotype" w:eastAsia="sans-serif" w:cs="Palatino Linotype"/>
-          <w:i w:val="0"/>
-          <w:iCs w:val="0"/>
-          <w:caps w:val="0"/>
-          <w:color w:val="1A1C1E"/>
-          <w:spacing w:val="0"/>
-          <w:sz w:val="24"/>
-          <w:szCs w:val="24"/>
-          <w:shd w:val="clear" w:fill="FFFFFF"/>
-        </w:rPr>
-        <w:t>If the Periodic Table and the Five Elements are maps of the "playing field" where we live, do other "sports" exist—other worlds with completely different rules?</w:t>
-      </w:r>
-    </w:p>
-    <w:p>
-      <w:pPr>
-        <w:pStyle w:val="4"/>
-        <w:keepNext w:val="0"/>
-        <w:keepLines w:val="0"/>
-        <w:widowControl/>
-        <w:suppressLineNumbers w:val="0"/>
-        <w:shd w:val="clear" w:fill="FFFFFF"/>
-        <w:spacing w:before="0" w:beforeAutospacing="1" w:after="216" w:afterAutospacing="0" w:line="240" w:lineRule="atLeast"/>
-        <w:ind w:left="0" w:right="0" w:firstLine="0"/>
-        <w:rPr>
-          <w:rFonts w:hint="default" w:ascii="Palatino Linotype" w:hAnsi="Palatino Linotype" w:eastAsia="sans-serif" w:cs="Palatino Linotype"/>
-          <w:i w:val="0"/>
-          <w:iCs w:val="0"/>
-          <w:caps w:val="0"/>
-          <w:color w:val="1A1C1E"/>
-          <w:spacing w:val="0"/>
-          <w:sz w:val="24"/>
-          <w:szCs w:val="24"/>
-        </w:rPr>
-      </w:pPr>
-      <w:r>
-        <w:rPr>
-          <w:rFonts w:hint="default" w:ascii="Palatino Linotype" w:hAnsi="Palatino Linotype" w:eastAsia="sans-serif" w:cs="Palatino Linotype"/>
-          <w:i w:val="0"/>
-          <w:iCs w:val="0"/>
-          <w:caps w:val="0"/>
-          <w:color w:val="1A1C1E"/>
-          <w:spacing w:val="0"/>
-          <w:sz w:val="24"/>
-          <w:szCs w:val="24"/>
-          <w:shd w:val="clear" w:fill="FFFFFF"/>
-        </w:rPr>
-        <w:t>Modern science, with advanced theories like String Theory, has begun to acknowledge the possibility of other dimensions. But thousands of years ago, a system of wisdom in the East not only spoke of them but also described in detail the path to perceive and transcend this realm. This is the worldview of the cultivation world.</w:t>
-      </w:r>
-    </w:p>
-    <w:p>
-      <w:pPr>
-        <w:pStyle w:val="4"/>
-        <w:keepNext w:val="0"/>
-        <w:keepLines w:val="0"/>
-        <w:widowControl/>
-        <w:suppressLineNumbers w:val="0"/>
-        <w:shd w:val="clear" w:fill="FFFFFF"/>
-        <w:spacing w:before="0" w:beforeAutospacing="1" w:after="216" w:afterAutospacing="0" w:line="240" w:lineRule="atLeast"/>
-        <w:ind w:left="0" w:right="0" w:firstLine="0"/>
-        <w:rPr>
-          <w:rFonts w:hint="default" w:ascii="Palatino Linotype" w:hAnsi="Palatino Linotype" w:eastAsia="sans-serif" w:cs="Palatino Linotype"/>
-          <w:i w:val="0"/>
-          <w:iCs w:val="0"/>
-          <w:caps w:val="0"/>
-          <w:color w:val="1A1C1E"/>
-          <w:spacing w:val="0"/>
-          <w:sz w:val="24"/>
-          <w:szCs w:val="24"/>
-        </w:rPr>
-      </w:pPr>
-      <w:r>
-        <w:rPr>
-          <w:rFonts w:hint="default" w:ascii="Palatino Linotype" w:hAnsi="Palatino Linotype" w:eastAsia="sans-serif" w:cs="Palatino Linotype"/>
-          <w:i w:val="0"/>
-          <w:iCs w:val="0"/>
-          <w:caps w:val="0"/>
-          <w:color w:val="1A1C1E"/>
-          <w:spacing w:val="0"/>
-          <w:sz w:val="24"/>
-          <w:szCs w:val="24"/>
-          <w:shd w:val="clear" w:fill="FFFFFF"/>
-        </w:rPr>
-        <w:t>To grasp its depth, let us temporarily set aside the lens of science and explore this worldview as objective observers.</w:t>
-      </w:r>
-    </w:p>
-    <w:p>
-      <w:pPr>
-        <w:pStyle w:val="4"/>
-        <w:keepNext w:val="0"/>
-        <w:keepLines w:val="0"/>
-        <w:widowControl/>
-        <w:suppressLineNumbers w:val="0"/>
-        <w:shd w:val="clear" w:fill="FFFFFF"/>
-        <w:spacing w:before="0" w:beforeAutospacing="1" w:after="216" w:afterAutospacing="0" w:line="240" w:lineRule="atLeast"/>
-        <w:ind w:left="0" w:right="0" w:firstLine="0"/>
-        <w:rPr>
-          <w:rFonts w:hint="default" w:ascii="Palatino Linotype" w:hAnsi="Palatino Linotype" w:eastAsia="sans-serif" w:cs="Palatino Linotype"/>
-          <w:i w:val="0"/>
-          <w:iCs w:val="0"/>
-          <w:caps w:val="0"/>
-          <w:color w:val="1A1C1E"/>
-          <w:spacing w:val="0"/>
-          <w:sz w:val="24"/>
-          <w:szCs w:val="24"/>
-        </w:rPr>
-      </w:pPr>
-      <w:r>
-        <w:rPr>
-          <w:rFonts w:hint="default" w:ascii="Palatino Linotype" w:hAnsi="Palatino Linotype" w:eastAsia="sans-serif" w:cs="Palatino Linotype"/>
-          <w:i w:val="0"/>
-          <w:iCs w:val="0"/>
-          <w:caps w:val="0"/>
-          <w:color w:val="1A1C1E"/>
-          <w:spacing w:val="0"/>
-          <w:sz w:val="24"/>
-          <w:szCs w:val="24"/>
-          <w:shd w:val="clear" w:fill="FFFFFF"/>
-        </w:rPr>
-        <w:t>In this system of thought, a classic saying is passed down: "Beyond the Five Elements, outside the Three Realms." This is not just a philosophy but a description of a concrete goal. "The Three Realms," according to them, is precisely this visible three-dimensional space, the "playing field" where all things are governed by the physical laws we know. The goal of a cultivator is to break free from those constraints.</w:t>
-      </w:r>
-    </w:p>
-    <w:p>
-      <w:pPr>
-        <w:pStyle w:val="4"/>
-        <w:keepNext w:val="0"/>
-        <w:keepLines w:val="0"/>
-        <w:widowControl/>
-        <w:suppressLineNumbers w:val="0"/>
-        <w:shd w:val="clear" w:fill="FFFFFF"/>
-        <w:spacing w:before="0" w:beforeAutospacing="1" w:after="216" w:afterAutospacing="0" w:line="240" w:lineRule="atLeast"/>
-        <w:ind w:left="0" w:right="0" w:firstLine="0"/>
-        <w:rPr>
-          <w:rFonts w:hint="default" w:ascii="Palatino Linotype" w:hAnsi="Palatino Linotype" w:eastAsia="sans-serif" w:cs="Palatino Linotype"/>
-          <w:i w:val="0"/>
-          <w:iCs w:val="0"/>
-          <w:caps w:val="0"/>
-          <w:color w:val="1A1C1E"/>
-          <w:spacing w:val="0"/>
-          <w:sz w:val="24"/>
-          <w:szCs w:val="24"/>
-        </w:rPr>
-      </w:pPr>
-      <w:r>
-        <w:rPr>
-          <w:rFonts w:hint="default" w:ascii="Palatino Linotype" w:hAnsi="Palatino Linotype" w:eastAsia="sans-serif" w:cs="Palatino Linotype"/>
-          <w:i w:val="0"/>
-          <w:iCs w:val="0"/>
-          <w:caps w:val="0"/>
-          <w:color w:val="1A1C1E"/>
-          <w:spacing w:val="0"/>
-          <w:sz w:val="24"/>
-          <w:szCs w:val="24"/>
-          <w:shd w:val="clear" w:fill="FFFFFF"/>
-        </w:rPr>
-        <w:t>So how does one break free? According to them, cultivation is not merely about improving one's morality; it is a material cause-and-effect process with its own strict logic. At this point, you might ask: how can moral concepts like character, virtue (De), and karmic debt (Karma) be material? This is perhaps the most difficult point for a materialist mindset to accept.</w:t>
-      </w:r>
-    </w:p>
-    <w:p>
-      <w:pPr>
-        <w:pStyle w:val="4"/>
-        <w:keepNext w:val="0"/>
-        <w:keepLines w:val="0"/>
-        <w:widowControl/>
-        <w:suppressLineNumbers w:val="0"/>
-        <w:shd w:val="clear" w:fill="FFFFFF"/>
-        <w:spacing w:before="0" w:beforeAutospacing="1" w:after="216" w:afterAutospacing="0" w:line="240" w:lineRule="atLeast"/>
-        <w:ind w:left="0" w:right="0" w:firstLine="0"/>
-        <w:rPr>
-          <w:rFonts w:hint="default" w:ascii="Palatino Linotype" w:hAnsi="Palatino Linotype" w:eastAsia="sans-serif" w:cs="Palatino Linotype"/>
-          <w:i w:val="0"/>
-          <w:iCs w:val="0"/>
-          <w:caps w:val="0"/>
-          <w:color w:val="1A1C1E"/>
-          <w:spacing w:val="0"/>
-          <w:sz w:val="24"/>
-          <w:szCs w:val="24"/>
-        </w:rPr>
-      </w:pPr>
-      <w:r>
-        <w:rPr>
-          <w:rFonts w:hint="default" w:ascii="Palatino Linotype" w:hAnsi="Palatino Linotype" w:eastAsia="sans-serif" w:cs="Palatino Linotype"/>
-          <w:i w:val="0"/>
-          <w:iCs w:val="0"/>
-          <w:caps w:val="0"/>
-          <w:color w:val="1A1C1E"/>
-          <w:spacing w:val="0"/>
-          <w:sz w:val="24"/>
-          <w:szCs w:val="24"/>
-          <w:shd w:val="clear" w:fill="FFFFFF"/>
-        </w:rPr>
-        <w:t>In this worldview, the answer lies in the fact that they are not abstract ideas. They are described as real substances that exist in other dimensions parallel to the human body. Accordingly, Virtue (De) is described as a white, pure substance, while Karma is a black, coarse, and heavy substance. The act of "improving one's character" is the process of actively increasing the substance of Virtue.</w:t>
-      </w:r>
-    </w:p>
-    <w:p>
-      <w:pPr>
-        <w:pStyle w:val="4"/>
-        <w:keepNext w:val="0"/>
-        <w:keepLines w:val="0"/>
-        <w:widowControl/>
-        <w:suppressLineNumbers w:val="0"/>
-        <w:shd w:val="clear" w:fill="FFFFFF"/>
-        <w:spacing w:before="0" w:beforeAutospacing="1" w:after="216" w:afterAutospacing="0" w:line="240" w:lineRule="atLeast"/>
-        <w:ind w:left="0" w:right="0" w:firstLine="0"/>
-        <w:rPr>
-          <w:rFonts w:hint="default" w:ascii="Palatino Linotype" w:hAnsi="Palatino Linotype" w:eastAsia="sans-serif" w:cs="Palatino Linotype"/>
-          <w:i w:val="0"/>
-          <w:iCs w:val="0"/>
-          <w:caps w:val="0"/>
-          <w:color w:val="1A1C1E"/>
-          <w:spacing w:val="0"/>
-          <w:sz w:val="24"/>
-          <w:szCs w:val="24"/>
-        </w:rPr>
-      </w:pPr>
-      <w:r>
-        <w:rPr>
-          <w:rFonts w:hint="default" w:ascii="Palatino Linotype" w:hAnsi="Palatino Linotype" w:eastAsia="sans-serif" w:cs="Palatino Linotype"/>
-          <w:i w:val="0"/>
-          <w:iCs w:val="0"/>
-          <w:caps w:val="0"/>
-          <w:color w:val="1A1C1E"/>
-          <w:spacing w:val="0"/>
-          <w:sz w:val="24"/>
-          <w:szCs w:val="24"/>
-          <w:shd w:val="clear" w:fill="FFFFFF"/>
-        </w:rPr>
-        <w:t>And here is the crucial point: this substance of Virtue is considered the essential "raw material" for a subtle "alchemy." The energy of cultivation uses Virtue to transform every particle in the body, gradually replacing the coarse matter of the Five Elements with a more subtle, higher-energy substance. Without enough of the "raw material" of Virtue, this transformation cannot occur.</w:t>
-      </w:r>
-    </w:p>
-    <w:p>
-      <w:pPr>
-        <w:pStyle w:val="4"/>
-        <w:keepNext w:val="0"/>
-        <w:keepLines w:val="0"/>
-        <w:widowControl/>
-        <w:suppressLineNumbers w:val="0"/>
-        <w:shd w:val="clear" w:fill="FFFFFF"/>
-        <w:spacing w:before="0" w:beforeAutospacing="1" w:after="216" w:afterAutospacing="0" w:line="240" w:lineRule="atLeast"/>
-        <w:ind w:left="0" w:right="0" w:firstLine="0"/>
-        <w:rPr>
-          <w:rFonts w:hint="default" w:ascii="Palatino Linotype" w:hAnsi="Palatino Linotype" w:eastAsia="sans-serif" w:cs="Palatino Linotype"/>
-          <w:i w:val="0"/>
-          <w:iCs w:val="0"/>
-          <w:caps w:val="0"/>
-          <w:color w:val="1A1C1E"/>
-          <w:spacing w:val="0"/>
-          <w:sz w:val="24"/>
-          <w:szCs w:val="24"/>
-        </w:rPr>
-      </w:pPr>
-      <w:r>
-        <w:rPr>
-          <w:rFonts w:hint="default" w:ascii="Palatino Linotype" w:hAnsi="Palatino Linotype" w:eastAsia="sans-serif" w:cs="Palatino Linotype"/>
-          <w:i w:val="0"/>
-          <w:iCs w:val="0"/>
-          <w:caps w:val="0"/>
-          <w:color w:val="1A1C1E"/>
-          <w:spacing w:val="0"/>
-          <w:sz w:val="24"/>
-          <w:szCs w:val="24"/>
-          <w:shd w:val="clear" w:fill="FFFFFF"/>
-        </w:rPr>
-        <w:t>One of the phenomena they present as evidence for this transformation is Sarira. After cremation, the remains of many accomplished cultivators leave behind gem-like relics with extraordinary physical properties that modern scientific analysis cannot fully explain. In their worldview, Sarira are considered the material traces of that process—matter that has been purified to an extremely high degree, becoming matter "beyond the Five Elements," like a cocoon left behind after a being has transitioned to another level of existence.</w:t>
-      </w:r>
-    </w:p>
-    <w:p>
-      <w:pPr>
-        <w:pStyle w:val="4"/>
-        <w:keepNext w:val="0"/>
-        <w:keepLines w:val="0"/>
-        <w:widowControl/>
-        <w:suppressLineNumbers w:val="0"/>
-        <w:shd w:val="clear" w:fill="FFFFFF"/>
-        <w:spacing w:before="0" w:beforeAutospacing="1" w:after="216" w:afterAutospacing="0" w:line="240" w:lineRule="atLeast"/>
-        <w:ind w:left="0" w:right="0" w:firstLine="0"/>
-        <w:rPr>
-          <w:rFonts w:hint="default" w:ascii="Palatino Linotype" w:hAnsi="Palatino Linotype" w:eastAsia="sans-serif" w:cs="Palatino Linotype"/>
-          <w:i w:val="0"/>
-          <w:iCs w:val="0"/>
-          <w:caps w:val="0"/>
-          <w:color w:val="1A1C1E"/>
-          <w:spacing w:val="0"/>
-          <w:sz w:val="24"/>
-          <w:szCs w:val="24"/>
-        </w:rPr>
-      </w:pPr>
-      <w:r>
-        <w:rPr>
-          <w:rFonts w:hint="default" w:ascii="Palatino Linotype" w:hAnsi="Palatino Linotype" w:eastAsia="sans-serif" w:cs="Palatino Linotype"/>
-          <w:i w:val="0"/>
-          <w:iCs w:val="0"/>
-          <w:caps w:val="0"/>
-          <w:color w:val="1A1C1E"/>
-          <w:spacing w:val="0"/>
-          <w:sz w:val="24"/>
-          <w:szCs w:val="24"/>
-          <w:shd w:val="clear" w:fill="FFFFFF"/>
-        </w:rPr>
-        <w:t>The question is, how could they know about these things? They speak of a perceptual tool that transcends ordinary senses: the Celestial Eye (Third Eye). As described, the Celestial Eye does not see with ordinary light (photons) but has the ability to directly perceive other spatial dimensions and more subtle types of microscopic particles. With this tool, they claim it is possible to observe parallel worlds and beings in other realms.</w:t>
-      </w:r>
-    </w:p>
-    <w:p>
-      <w:pPr>
-        <w:pStyle w:val="4"/>
-        <w:keepNext w:val="0"/>
-        <w:keepLines w:val="0"/>
-        <w:widowControl/>
-        <w:suppressLineNumbers w:val="0"/>
-        <w:shd w:val="clear" w:fill="FFFFFF"/>
-        <w:spacing w:before="0" w:beforeAutospacing="1" w:after="216" w:afterAutospacing="0" w:line="240" w:lineRule="atLeast"/>
-        <w:ind w:left="0" w:right="0" w:firstLine="0"/>
-        <w:rPr>
-          <w:rFonts w:hint="default" w:ascii="Palatino Linotype" w:hAnsi="Palatino Linotype" w:eastAsia="sans-serif" w:cs="Palatino Linotype"/>
-          <w:i w:val="0"/>
-          <w:iCs w:val="0"/>
-          <w:caps w:val="0"/>
-          <w:color w:val="1A1C1E"/>
-          <w:spacing w:val="0"/>
-          <w:sz w:val="24"/>
-          <w:szCs w:val="24"/>
-          <w:shd w:val="clear" w:fill="FFFFFF"/>
-        </w:rPr>
-      </w:pPr>
-      <w:r>
-        <w:rPr>
-          <w:rFonts w:hint="default" w:ascii="Palatino Linotype" w:hAnsi="Palatino Linotype" w:eastAsia="sans-serif" w:cs="Palatino Linotype"/>
-          <w:i w:val="0"/>
-          <w:iCs w:val="0"/>
-          <w:caps w:val="0"/>
-          <w:color w:val="1A1C1E"/>
-          <w:spacing w:val="0"/>
-          <w:sz w:val="24"/>
-          <w:szCs w:val="24"/>
-          <w:shd w:val="clear" w:fill="FFFFFF"/>
-        </w:rPr>
-        <w:t>Whether we believe it or not, the Eastern wisdom of cultivation has provided an incredibly vast and coherent model of reality. It opens up the possibility that the universe is multi-layered, that matter can be transformed, and that human perception can be expanded. With this lens in hand, even if only temporarily, let's revisit the "mysteries" of science like the Big Bang and Black Holes in a completely new light.</w:t>
-      </w:r>
-    </w:p>
-    <w:p>
-      <w:pPr>
-        <w:pStyle w:val="4"/>
-        <w:keepNext w:val="0"/>
-        <w:keepLines w:val="0"/>
-        <w:widowControl/>
-        <w:suppressLineNumbers w:val="0"/>
-        <w:shd w:val="clear" w:fill="FFFFFF"/>
-        <w:spacing w:before="0" w:beforeAutospacing="1" w:after="216" w:afterAutospacing="0" w:line="240" w:lineRule="atLeast"/>
-        <w:ind w:left="0" w:right="0" w:firstLine="0"/>
-        <w:rPr>
-          <w:rFonts w:hint="default" w:ascii="Palatino Linotype" w:hAnsi="Palatino Linotype" w:eastAsia="sans-serif" w:cs="Palatino Linotype"/>
-          <w:i w:val="0"/>
-          <w:iCs w:val="0"/>
-          <w:caps w:val="0"/>
-          <w:color w:val="1A1C1E"/>
-          <w:spacing w:val="0"/>
-          <w:sz w:val="24"/>
-          <w:szCs w:val="24"/>
-          <w:shd w:val="clear" w:fill="FFFFFF"/>
-        </w:rPr>
-      </w:pPr>
-    </w:p>
-    <w:p>
-      <w:pPr>
-        <w:pStyle w:val="4"/>
-        <w:keepNext w:val="0"/>
-        <w:keepLines w:val="0"/>
-        <w:widowControl/>
-        <w:suppressLineNumbers w:val="0"/>
-        <w:shd w:val="clear" w:fill="FFFFFF"/>
-        <w:spacing w:before="0" w:beforeAutospacing="1" w:after="216" w:afterAutospacing="0" w:line="240" w:lineRule="atLeast"/>
-        <w:ind w:left="0" w:right="0" w:firstLine="0"/>
+          <w:lang w:val="en-US"/>
+        </w:rPr>
+        <w:t xml:space="preserve">Part </w:t>
+      </w:r>
+      <w:r>
         <w:rPr>
           <w:rFonts w:hint="default" w:ascii="Palatino Linotype" w:hAnsi="Palatino Linotype" w:eastAsia="sans-serif" w:cs="Palatino Linotype"/>
           <w:b/>
@@ -1871,8 +1510,403 @@
           <w:szCs w:val="32"/>
           <w:shd w:val="clear" w:fill="FFFFFF"/>
         </w:rPr>
-      </w:pPr>
-      <w:r>
+        <w:t>III: Beyond the Five Elements – A Worldview from Cultivation Wisdom</w:t>
+      </w:r>
+    </w:p>
+    <w:p>
+      <w:pPr>
+        <w:pStyle w:val="4"/>
+        <w:keepNext w:val="0"/>
+        <w:keepLines w:val="0"/>
+        <w:widowControl/>
+        <w:suppressLineNumbers w:val="0"/>
+        <w:shd w:val="clear" w:fill="FFFFFF"/>
+        <w:spacing w:before="0" w:beforeAutospacing="1" w:after="216" w:afterAutospacing="0" w:line="240" w:lineRule="atLeast"/>
+        <w:ind w:left="0" w:right="0" w:firstLine="0"/>
+        <w:rPr>
+          <w:rFonts w:hint="default" w:ascii="Palatino Linotype" w:hAnsi="Palatino Linotype" w:eastAsia="sans-serif" w:cs="Palatino Linotype"/>
+          <w:i w:val="0"/>
+          <w:iCs w:val="0"/>
+          <w:caps w:val="0"/>
+          <w:color w:val="1A1C1E"/>
+          <w:spacing w:val="0"/>
+          <w:sz w:val="24"/>
+          <w:szCs w:val="24"/>
+        </w:rPr>
+      </w:pPr>
+      <w:r>
+        <w:rPr>
+          <w:rFonts w:hint="default" w:ascii="Palatino Linotype" w:hAnsi="Palatino Linotype" w:eastAsia="sans-serif" w:cs="Palatino Linotype"/>
+          <w:i w:val="0"/>
+          <w:iCs w:val="0"/>
+          <w:caps w:val="0"/>
+          <w:color w:val="1A1C1E"/>
+          <w:spacing w:val="0"/>
+          <w:sz w:val="24"/>
+          <w:szCs w:val="24"/>
+          <w:shd w:val="clear" w:fill="FFFFFF"/>
+        </w:rPr>
+        <w:t>If the Periodic Table and the Five Elements are maps of the "playing field" where we live, do other "sports" exist—other worlds with completely different rules?</w:t>
+      </w:r>
+    </w:p>
+    <w:p>
+      <w:pPr>
+        <w:pStyle w:val="4"/>
+        <w:keepNext w:val="0"/>
+        <w:keepLines w:val="0"/>
+        <w:widowControl/>
+        <w:suppressLineNumbers w:val="0"/>
+        <w:shd w:val="clear" w:fill="FFFFFF"/>
+        <w:spacing w:before="0" w:beforeAutospacing="1" w:after="216" w:afterAutospacing="0" w:line="240" w:lineRule="atLeast"/>
+        <w:ind w:left="0" w:right="0" w:firstLine="0"/>
+        <w:rPr>
+          <w:rFonts w:hint="default" w:ascii="Palatino Linotype" w:hAnsi="Palatino Linotype" w:eastAsia="sans-serif" w:cs="Palatino Linotype"/>
+          <w:i w:val="0"/>
+          <w:iCs w:val="0"/>
+          <w:caps w:val="0"/>
+          <w:color w:val="1A1C1E"/>
+          <w:spacing w:val="0"/>
+          <w:sz w:val="24"/>
+          <w:szCs w:val="24"/>
+        </w:rPr>
+      </w:pPr>
+      <w:r>
+        <w:rPr>
+          <w:rFonts w:hint="default" w:ascii="Palatino Linotype" w:hAnsi="Palatino Linotype" w:eastAsia="sans-serif" w:cs="Palatino Linotype"/>
+          <w:i w:val="0"/>
+          <w:iCs w:val="0"/>
+          <w:caps w:val="0"/>
+          <w:color w:val="1A1C1E"/>
+          <w:spacing w:val="0"/>
+          <w:sz w:val="24"/>
+          <w:szCs w:val="24"/>
+          <w:shd w:val="clear" w:fill="FFFFFF"/>
+        </w:rPr>
+        <w:t>Modern science, with advanced theories like String Theory, has begun to acknowledge the possibility of other dimensions. But thousands of years ago, a system of wisdom in the East not only spoke of them but also described in detail the path to perceive and transcend this realm. This is the worldview of the cultivation world.</w:t>
+      </w:r>
+    </w:p>
+    <w:p>
+      <w:pPr>
+        <w:pStyle w:val="4"/>
+        <w:keepNext w:val="0"/>
+        <w:keepLines w:val="0"/>
+        <w:widowControl/>
+        <w:suppressLineNumbers w:val="0"/>
+        <w:shd w:val="clear" w:fill="FFFFFF"/>
+        <w:spacing w:before="0" w:beforeAutospacing="1" w:after="216" w:afterAutospacing="0" w:line="240" w:lineRule="atLeast"/>
+        <w:ind w:left="0" w:right="0" w:firstLine="0"/>
+        <w:rPr>
+          <w:rFonts w:hint="default" w:ascii="Palatino Linotype" w:hAnsi="Palatino Linotype" w:eastAsia="sans-serif" w:cs="Palatino Linotype"/>
+          <w:i w:val="0"/>
+          <w:iCs w:val="0"/>
+          <w:caps w:val="0"/>
+          <w:color w:val="1A1C1E"/>
+          <w:spacing w:val="0"/>
+          <w:sz w:val="24"/>
+          <w:szCs w:val="24"/>
+        </w:rPr>
+      </w:pPr>
+      <w:r>
+        <w:rPr>
+          <w:rFonts w:hint="default" w:ascii="Palatino Linotype" w:hAnsi="Palatino Linotype" w:eastAsia="sans-serif" w:cs="Palatino Linotype"/>
+          <w:i w:val="0"/>
+          <w:iCs w:val="0"/>
+          <w:caps w:val="0"/>
+          <w:color w:val="1A1C1E"/>
+          <w:spacing w:val="0"/>
+          <w:sz w:val="24"/>
+          <w:szCs w:val="24"/>
+          <w:shd w:val="clear" w:fill="FFFFFF"/>
+        </w:rPr>
+        <w:t>To grasp its depth, let us temporarily set aside the lens of science and explore this worldview as objective observers.</w:t>
+      </w:r>
+    </w:p>
+    <w:p>
+      <w:pPr>
+        <w:pStyle w:val="4"/>
+        <w:keepNext w:val="0"/>
+        <w:keepLines w:val="0"/>
+        <w:widowControl/>
+        <w:suppressLineNumbers w:val="0"/>
+        <w:shd w:val="clear" w:fill="FFFFFF"/>
+        <w:spacing w:before="0" w:beforeAutospacing="1" w:after="216" w:afterAutospacing="0" w:line="240" w:lineRule="atLeast"/>
+        <w:ind w:left="0" w:right="0" w:firstLine="0"/>
+        <w:rPr>
+          <w:rFonts w:hint="default" w:ascii="Palatino Linotype" w:hAnsi="Palatino Linotype" w:eastAsia="sans-serif" w:cs="Palatino Linotype"/>
+          <w:i w:val="0"/>
+          <w:iCs w:val="0"/>
+          <w:caps w:val="0"/>
+          <w:color w:val="1A1C1E"/>
+          <w:spacing w:val="0"/>
+          <w:sz w:val="24"/>
+          <w:szCs w:val="24"/>
+        </w:rPr>
+      </w:pPr>
+      <w:r>
+        <w:rPr>
+          <w:rFonts w:hint="default" w:ascii="Palatino Linotype" w:hAnsi="Palatino Linotype" w:eastAsia="sans-serif" w:cs="Palatino Linotype"/>
+          <w:i w:val="0"/>
+          <w:iCs w:val="0"/>
+          <w:caps w:val="0"/>
+          <w:color w:val="1A1C1E"/>
+          <w:spacing w:val="0"/>
+          <w:sz w:val="24"/>
+          <w:szCs w:val="24"/>
+          <w:shd w:val="clear" w:fill="FFFFFF"/>
+        </w:rPr>
+        <w:t>In this system of thought, a classic saying is passed down: "Beyond the Five Elements, outside the Three Realms." This is not just a philosophy but a description of a concrete goal. "The Three Realms," according to them, is precisely this visible three-dimensional space, the "playing field" where all things are governed by the physical laws we know. The goal of a cultivator is to break free from those constraints.</w:t>
+      </w:r>
+    </w:p>
+    <w:p>
+      <w:pPr>
+        <w:pStyle w:val="4"/>
+        <w:keepNext w:val="0"/>
+        <w:keepLines w:val="0"/>
+        <w:widowControl/>
+        <w:suppressLineNumbers w:val="0"/>
+        <w:shd w:val="clear" w:fill="FFFFFF"/>
+        <w:spacing w:before="0" w:beforeAutospacing="1" w:after="216" w:afterAutospacing="0" w:line="240" w:lineRule="atLeast"/>
+        <w:ind w:left="0" w:right="0" w:firstLine="0"/>
+        <w:rPr>
+          <w:rFonts w:hint="default" w:ascii="Palatino Linotype" w:hAnsi="Palatino Linotype" w:eastAsia="sans-serif" w:cs="Palatino Linotype"/>
+          <w:i w:val="0"/>
+          <w:iCs w:val="0"/>
+          <w:caps w:val="0"/>
+          <w:color w:val="1A1C1E"/>
+          <w:spacing w:val="0"/>
+          <w:sz w:val="24"/>
+          <w:szCs w:val="24"/>
+        </w:rPr>
+      </w:pPr>
+      <w:r>
+        <w:rPr>
+          <w:rFonts w:hint="default" w:ascii="Palatino Linotype" w:hAnsi="Palatino Linotype" w:eastAsia="sans-serif" w:cs="Palatino Linotype"/>
+          <w:i w:val="0"/>
+          <w:iCs w:val="0"/>
+          <w:caps w:val="0"/>
+          <w:color w:val="1A1C1E"/>
+          <w:spacing w:val="0"/>
+          <w:sz w:val="24"/>
+          <w:szCs w:val="24"/>
+          <w:shd w:val="clear" w:fill="FFFFFF"/>
+        </w:rPr>
+        <w:t>So how does one break free? According to them, cultivation is not merely about improving one's morality; it is a material cause-and-effect process with its own strict logic. At this point, you might ask: how can moral concepts like character, virtue (De), and karmic debt (Karma) be material? This is perhaps the most difficult point for a materialist mindset to accept.</w:t>
+      </w:r>
+    </w:p>
+    <w:p>
+      <w:pPr>
+        <w:pStyle w:val="4"/>
+        <w:keepNext w:val="0"/>
+        <w:keepLines w:val="0"/>
+        <w:widowControl/>
+        <w:suppressLineNumbers w:val="0"/>
+        <w:shd w:val="clear" w:fill="FFFFFF"/>
+        <w:spacing w:before="0" w:beforeAutospacing="1" w:after="216" w:afterAutospacing="0" w:line="240" w:lineRule="atLeast"/>
+        <w:ind w:left="0" w:right="0" w:firstLine="0"/>
+        <w:rPr>
+          <w:rFonts w:hint="default" w:ascii="Palatino Linotype" w:hAnsi="Palatino Linotype" w:eastAsia="sans-serif" w:cs="Palatino Linotype"/>
+          <w:i w:val="0"/>
+          <w:iCs w:val="0"/>
+          <w:caps w:val="0"/>
+          <w:color w:val="1A1C1E"/>
+          <w:spacing w:val="0"/>
+          <w:sz w:val="24"/>
+          <w:szCs w:val="24"/>
+        </w:rPr>
+      </w:pPr>
+      <w:r>
+        <w:rPr>
+          <w:rFonts w:hint="default" w:ascii="Palatino Linotype" w:hAnsi="Palatino Linotype" w:eastAsia="sans-serif" w:cs="Palatino Linotype"/>
+          <w:i w:val="0"/>
+          <w:iCs w:val="0"/>
+          <w:caps w:val="0"/>
+          <w:color w:val="1A1C1E"/>
+          <w:spacing w:val="0"/>
+          <w:sz w:val="24"/>
+          <w:szCs w:val="24"/>
+          <w:shd w:val="clear" w:fill="FFFFFF"/>
+        </w:rPr>
+        <w:t>In this worldview, the answer lies in the fact that they are not abstract ideas. They are described as real substances that exist in other dimensions parallel to the human body. Accordingly, Virtue (De) is described as a white, pure substance, while Karma is a black, coarse, and heavy substance. The act of "improving one's character" is the process of actively increasing the substance of Virtue.</w:t>
+      </w:r>
+    </w:p>
+    <w:p>
+      <w:pPr>
+        <w:pStyle w:val="4"/>
+        <w:keepNext w:val="0"/>
+        <w:keepLines w:val="0"/>
+        <w:widowControl/>
+        <w:suppressLineNumbers w:val="0"/>
+        <w:shd w:val="clear" w:fill="FFFFFF"/>
+        <w:spacing w:before="0" w:beforeAutospacing="1" w:after="216" w:afterAutospacing="0" w:line="240" w:lineRule="atLeast"/>
+        <w:ind w:left="0" w:right="0" w:firstLine="0"/>
+        <w:rPr>
+          <w:rFonts w:hint="default" w:ascii="Palatino Linotype" w:hAnsi="Palatino Linotype" w:eastAsia="sans-serif" w:cs="Palatino Linotype"/>
+          <w:i w:val="0"/>
+          <w:iCs w:val="0"/>
+          <w:caps w:val="0"/>
+          <w:color w:val="1A1C1E"/>
+          <w:spacing w:val="0"/>
+          <w:sz w:val="24"/>
+          <w:szCs w:val="24"/>
+        </w:rPr>
+      </w:pPr>
+      <w:r>
+        <w:rPr>
+          <w:rFonts w:hint="default" w:ascii="Palatino Linotype" w:hAnsi="Palatino Linotype" w:eastAsia="sans-serif" w:cs="Palatino Linotype"/>
+          <w:i w:val="0"/>
+          <w:iCs w:val="0"/>
+          <w:caps w:val="0"/>
+          <w:color w:val="1A1C1E"/>
+          <w:spacing w:val="0"/>
+          <w:sz w:val="24"/>
+          <w:szCs w:val="24"/>
+          <w:shd w:val="clear" w:fill="FFFFFF"/>
+        </w:rPr>
+        <w:t>And here is the crucial point: this substance of Virtue is considered the essential "raw material" for a subtle "alchemy." The energy of cultivation uses Virtue to transform every particle in the body, gradually replacing the coarse matter of the Five Elements with a more subtle, higher-energy substance. Without enough of the "raw material" of Virtue, this transformation cannot occur.</w:t>
+      </w:r>
+    </w:p>
+    <w:p>
+      <w:pPr>
+        <w:pStyle w:val="4"/>
+        <w:keepNext w:val="0"/>
+        <w:keepLines w:val="0"/>
+        <w:widowControl/>
+        <w:suppressLineNumbers w:val="0"/>
+        <w:shd w:val="clear" w:fill="FFFFFF"/>
+        <w:spacing w:before="0" w:beforeAutospacing="1" w:after="216" w:afterAutospacing="0" w:line="240" w:lineRule="atLeast"/>
+        <w:ind w:left="0" w:right="0" w:firstLine="0"/>
+        <w:rPr>
+          <w:rFonts w:hint="default" w:ascii="Palatino Linotype" w:hAnsi="Palatino Linotype" w:eastAsia="sans-serif" w:cs="Palatino Linotype"/>
+          <w:i w:val="0"/>
+          <w:iCs w:val="0"/>
+          <w:caps w:val="0"/>
+          <w:color w:val="1A1C1E"/>
+          <w:spacing w:val="0"/>
+          <w:sz w:val="24"/>
+          <w:szCs w:val="24"/>
+        </w:rPr>
+      </w:pPr>
+      <w:r>
+        <w:rPr>
+          <w:rFonts w:hint="default" w:ascii="Palatino Linotype" w:hAnsi="Palatino Linotype" w:eastAsia="sans-serif" w:cs="Palatino Linotype"/>
+          <w:i w:val="0"/>
+          <w:iCs w:val="0"/>
+          <w:caps w:val="0"/>
+          <w:color w:val="1A1C1E"/>
+          <w:spacing w:val="0"/>
+          <w:sz w:val="24"/>
+          <w:szCs w:val="24"/>
+          <w:shd w:val="clear" w:fill="FFFFFF"/>
+        </w:rPr>
+        <w:t>One of the phenomena they present as evidence for this transformation is Sarira. After cremation, the remains of many accomplished cultivators leave behind gem-like relics with extraordinary physical properties that modern scientific analysis cannot fully explain. In their worldview, Sarira are considered the material traces of that process—matter that has been purified to an extremely high degree, becoming matter "beyond the Five Elements," like a cocoon left behind after a being has transitioned to another level of existence.</w:t>
+      </w:r>
+    </w:p>
+    <w:p>
+      <w:pPr>
+        <w:pStyle w:val="4"/>
+        <w:keepNext w:val="0"/>
+        <w:keepLines w:val="0"/>
+        <w:widowControl/>
+        <w:suppressLineNumbers w:val="0"/>
+        <w:shd w:val="clear" w:fill="FFFFFF"/>
+        <w:spacing w:before="0" w:beforeAutospacing="1" w:after="216" w:afterAutospacing="0" w:line="240" w:lineRule="atLeast"/>
+        <w:ind w:left="0" w:right="0" w:firstLine="0"/>
+        <w:rPr>
+          <w:rFonts w:hint="default" w:ascii="Palatino Linotype" w:hAnsi="Palatino Linotype" w:eastAsia="sans-serif" w:cs="Palatino Linotype"/>
+          <w:i w:val="0"/>
+          <w:iCs w:val="0"/>
+          <w:caps w:val="0"/>
+          <w:color w:val="1A1C1E"/>
+          <w:spacing w:val="0"/>
+          <w:sz w:val="24"/>
+          <w:szCs w:val="24"/>
+        </w:rPr>
+      </w:pPr>
+      <w:r>
+        <w:rPr>
+          <w:rFonts w:hint="default" w:ascii="Palatino Linotype" w:hAnsi="Palatino Linotype" w:eastAsia="sans-serif" w:cs="Palatino Linotype"/>
+          <w:i w:val="0"/>
+          <w:iCs w:val="0"/>
+          <w:caps w:val="0"/>
+          <w:color w:val="1A1C1E"/>
+          <w:spacing w:val="0"/>
+          <w:sz w:val="24"/>
+          <w:szCs w:val="24"/>
+          <w:shd w:val="clear" w:fill="FFFFFF"/>
+        </w:rPr>
+        <w:t>The question is, how could they know about these things? They speak of a perceptual tool that transcends ordinary senses: the Celestial Eye (Third Eye). As described, the Celestial Eye does not see with ordinary light (photons) but has the ability to directly perceive other spatial dimensions and more subtle types of microscopic particles. With this tool, they claim it is possible to observe parallel worlds and beings in other realms.</w:t>
+      </w:r>
+    </w:p>
+    <w:p>
+      <w:pPr>
+        <w:pStyle w:val="4"/>
+        <w:keepNext w:val="0"/>
+        <w:keepLines w:val="0"/>
+        <w:widowControl/>
+        <w:suppressLineNumbers w:val="0"/>
+        <w:shd w:val="clear" w:fill="FFFFFF"/>
+        <w:spacing w:before="0" w:beforeAutospacing="1" w:after="216" w:afterAutospacing="0" w:line="240" w:lineRule="atLeast"/>
+        <w:ind w:left="0" w:right="0" w:firstLine="0"/>
+        <w:rPr>
+          <w:rFonts w:hint="default" w:ascii="Palatino Linotype" w:hAnsi="Palatino Linotype" w:eastAsia="sans-serif" w:cs="Palatino Linotype"/>
+          <w:i w:val="0"/>
+          <w:iCs w:val="0"/>
+          <w:caps w:val="0"/>
+          <w:color w:val="1A1C1E"/>
+          <w:spacing w:val="0"/>
+          <w:sz w:val="24"/>
+          <w:szCs w:val="24"/>
+          <w:shd w:val="clear" w:fill="FFFFFF"/>
+        </w:rPr>
+      </w:pPr>
+      <w:r>
+        <w:rPr>
+          <w:rFonts w:hint="default" w:ascii="Palatino Linotype" w:hAnsi="Palatino Linotype" w:eastAsia="sans-serif" w:cs="Palatino Linotype"/>
+          <w:i w:val="0"/>
+          <w:iCs w:val="0"/>
+          <w:caps w:val="0"/>
+          <w:color w:val="1A1C1E"/>
+          <w:spacing w:val="0"/>
+          <w:sz w:val="24"/>
+          <w:szCs w:val="24"/>
+          <w:shd w:val="clear" w:fill="FFFFFF"/>
+        </w:rPr>
+        <w:t>Whether we believe it or not, the Eastern wisdom of cultivation has provided an incredibly vast and coherent model of reality. It opens up the possibility that the universe is multi-layered, that matter can be transformed, and that human perception can be expanded. With this lens in hand, even if only temporarily, let's revisit the "mysteries" of science like the Big Bang and Black Holes in a completely new light.</w:t>
+      </w:r>
+    </w:p>
+    <w:p>
+      <w:pPr>
+        <w:pStyle w:val="4"/>
+        <w:keepNext w:val="0"/>
+        <w:keepLines w:val="0"/>
+        <w:widowControl/>
+        <w:suppressLineNumbers w:val="0"/>
+        <w:shd w:val="clear" w:fill="FFFFFF"/>
+        <w:spacing w:before="0" w:beforeAutospacing="1" w:after="216" w:afterAutospacing="0" w:line="240" w:lineRule="atLeast"/>
+        <w:ind w:left="0" w:right="0" w:firstLine="0"/>
+        <w:rPr>
+          <w:rFonts w:hint="default" w:ascii="Palatino Linotype" w:hAnsi="Palatino Linotype" w:eastAsia="sans-serif" w:cs="Palatino Linotype"/>
+          <w:i w:val="0"/>
+          <w:iCs w:val="0"/>
+          <w:caps w:val="0"/>
+          <w:color w:val="1A1C1E"/>
+          <w:spacing w:val="0"/>
+          <w:sz w:val="24"/>
+          <w:szCs w:val="24"/>
+          <w:shd w:val="clear" w:fill="FFFFFF"/>
+        </w:rPr>
+      </w:pPr>
+    </w:p>
+    <w:p>
+      <w:pPr>
+        <w:pStyle w:val="4"/>
+        <w:keepNext w:val="0"/>
+        <w:keepLines w:val="0"/>
+        <w:widowControl/>
+        <w:suppressLineNumbers w:val="0"/>
+        <w:shd w:val="clear" w:fill="FFFFFF"/>
+        <w:spacing w:before="0" w:beforeAutospacing="1" w:after="216" w:afterAutospacing="0" w:line="240" w:lineRule="atLeast"/>
+        <w:ind w:left="0" w:right="0" w:firstLine="0"/>
         <w:rPr>
           <w:rFonts w:hint="default" w:ascii="Palatino Linotype" w:hAnsi="Palatino Linotype" w:eastAsia="sans-serif" w:cs="Palatino Linotype"/>
           <w:b/>
@@ -1886,331 +1920,8 @@
           <w:szCs w:val="32"/>
           <w:shd w:val="clear" w:fill="FFFFFF"/>
         </w:rPr>
-        <w:t>Chapter IV: Rereading the Big Bang – Bubble or Ocean</w:t>
-      </w:r>
-    </w:p>
-    <w:p>
-      <w:pPr>
-        <w:pStyle w:val="4"/>
-        <w:keepNext w:val="0"/>
-        <w:keepLines w:val="0"/>
-        <w:widowControl/>
-        <w:suppressLineNumbers w:val="0"/>
-        <w:shd w:val="clear" w:fill="FFFFFF"/>
-        <w:spacing w:before="0" w:beforeAutospacing="1" w:after="216" w:afterAutospacing="0" w:line="240" w:lineRule="atLeast"/>
-        <w:ind w:left="0" w:right="0" w:firstLine="0"/>
-        <w:rPr>
-          <w:rFonts w:hint="default" w:ascii="Palatino Linotype" w:hAnsi="Palatino Linotype" w:eastAsia="sans-serif" w:cs="Palatino Linotype"/>
-          <w:i w:val="0"/>
-          <w:iCs w:val="0"/>
-          <w:caps w:val="0"/>
-          <w:color w:val="1A1C1E"/>
-          <w:spacing w:val="0"/>
-          <w:sz w:val="24"/>
-          <w:szCs w:val="24"/>
-        </w:rPr>
-      </w:pPr>
-      <w:r>
-        <w:rPr>
-          <w:rFonts w:hint="default" w:ascii="Palatino Linotype" w:hAnsi="Palatino Linotype" w:eastAsia="sans-serif" w:cs="Palatino Linotype"/>
-          <w:i w:val="0"/>
-          <w:iCs w:val="0"/>
-          <w:caps w:val="0"/>
-          <w:color w:val="1A1C1E"/>
-          <w:spacing w:val="0"/>
-          <w:sz w:val="24"/>
-          <w:szCs w:val="24"/>
-          <w:shd w:val="clear" w:fill="FFFFFF"/>
-        </w:rPr>
-        <w:t>Science, with its increasingly sophisticated observational tools, has painted a grand story of origin: our universe is expanding. From this observed fact, an almost inevitable logical deduction was born: if we "rewind the film," everything must have originated from a single point—a Big Bang.</w:t>
-      </w:r>
-    </w:p>
-    <w:p>
-      <w:pPr>
-        <w:pStyle w:val="4"/>
-        <w:keepNext w:val="0"/>
-        <w:keepLines w:val="0"/>
-        <w:widowControl/>
-        <w:suppressLineNumbers w:val="0"/>
-        <w:shd w:val="clear" w:fill="FFFFFF"/>
-        <w:spacing w:before="0" w:beforeAutospacing="1" w:after="216" w:afterAutospacing="0" w:line="240" w:lineRule="atLeast"/>
-        <w:ind w:left="0" w:right="0" w:firstLine="0"/>
-        <w:rPr>
-          <w:rFonts w:hint="default" w:ascii="Palatino Linotype" w:hAnsi="Palatino Linotype" w:eastAsia="sans-serif" w:cs="Palatino Linotype"/>
-          <w:i w:val="0"/>
-          <w:iCs w:val="0"/>
-          <w:caps w:val="0"/>
-          <w:color w:val="1A1C1E"/>
-          <w:spacing w:val="0"/>
-          <w:sz w:val="24"/>
-          <w:szCs w:val="24"/>
-        </w:rPr>
-      </w:pPr>
-      <w:r>
-        <w:rPr>
-          <w:rFonts w:hint="default" w:ascii="Palatino Linotype" w:hAnsi="Palatino Linotype" w:eastAsia="sans-serif" w:cs="Palatino Linotype"/>
-          <w:i w:val="0"/>
-          <w:iCs w:val="0"/>
-          <w:caps w:val="0"/>
-          <w:color w:val="1A1C1E"/>
-          <w:spacing w:val="0"/>
-          <w:sz w:val="24"/>
-          <w:szCs w:val="24"/>
-          <w:shd w:val="clear" w:fill="FFFFFF"/>
-        </w:rPr>
-        <w:t>This is a reasonable model, but it is built on an implicit assumption: that what we are observing is the entire Universe.</w:t>
-      </w:r>
-    </w:p>
-    <w:p>
-      <w:pPr>
-        <w:pStyle w:val="4"/>
-        <w:keepNext w:val="0"/>
-        <w:keepLines w:val="0"/>
-        <w:widowControl/>
-        <w:suppressLineNumbers w:val="0"/>
-        <w:shd w:val="clear" w:fill="FFFFFF"/>
-        <w:spacing w:before="0" w:beforeAutospacing="1" w:after="216" w:afterAutospacing="0" w:line="240" w:lineRule="atLeast"/>
-        <w:ind w:left="0" w:right="0" w:firstLine="0"/>
-        <w:rPr>
-          <w:rFonts w:hint="default" w:ascii="Palatino Linotype" w:hAnsi="Palatino Linotype" w:eastAsia="sans-serif" w:cs="Palatino Linotype"/>
-          <w:i w:val="0"/>
-          <w:iCs w:val="0"/>
-          <w:caps w:val="0"/>
-          <w:color w:val="1A1C1E"/>
-          <w:spacing w:val="0"/>
-          <w:sz w:val="24"/>
-          <w:szCs w:val="24"/>
-        </w:rPr>
-      </w:pPr>
-      <w:r>
-        <w:rPr>
-          <w:rFonts w:hint="default" w:ascii="Palatino Linotype" w:hAnsi="Palatino Linotype" w:eastAsia="sans-serif" w:cs="Palatino Linotype"/>
-          <w:i w:val="0"/>
-          <w:iCs w:val="0"/>
-          <w:caps w:val="0"/>
-          <w:color w:val="1A1C1E"/>
-          <w:spacing w:val="0"/>
-          <w:sz w:val="24"/>
-          <w:szCs w:val="24"/>
-          <w:shd w:val="clear" w:fill="FFFFFF"/>
-        </w:rPr>
-        <w:t>But what if we change our assumption about scale?</w:t>
-      </w:r>
-    </w:p>
-    <w:p>
-      <w:pPr>
-        <w:pStyle w:val="4"/>
-        <w:keepNext w:val="0"/>
-        <w:keepLines w:val="0"/>
-        <w:widowControl/>
-        <w:suppressLineNumbers w:val="0"/>
-        <w:shd w:val="clear" w:fill="FFFFFF"/>
-        <w:spacing w:before="0" w:beforeAutospacing="1" w:after="216" w:afterAutospacing="0" w:line="240" w:lineRule="atLeast"/>
-        <w:ind w:left="0" w:right="0" w:firstLine="0"/>
-        <w:rPr>
-          <w:rFonts w:hint="default" w:ascii="Palatino Linotype" w:hAnsi="Palatino Linotype" w:eastAsia="sans-serif" w:cs="Palatino Linotype"/>
-          <w:i w:val="0"/>
-          <w:iCs w:val="0"/>
-          <w:caps w:val="0"/>
-          <w:color w:val="1A1C1E"/>
-          <w:spacing w:val="0"/>
-          <w:sz w:val="24"/>
-          <w:szCs w:val="24"/>
-        </w:rPr>
-      </w:pPr>
-      <w:r>
-        <w:rPr>
-          <w:rFonts w:hint="default" w:ascii="Palatino Linotype" w:hAnsi="Palatino Linotype" w:eastAsia="sans-serif" w:cs="Palatino Linotype"/>
-          <w:i w:val="0"/>
-          <w:iCs w:val="0"/>
-          <w:caps w:val="0"/>
-          <w:color w:val="1A1C1E"/>
-          <w:spacing w:val="0"/>
-          <w:sz w:val="24"/>
-          <w:szCs w:val="24"/>
-          <w:shd w:val="clear" w:fill="FFFFFF"/>
-        </w:rPr>
-        <w:t>Imagine that all of reality is a boundless, eternal ocean. And our entire "observable universe," from its birth to its demise, is equivalent to the moment a tiny bubble forms, expands, and then pops on the surface of that ocean.</w:t>
-      </w:r>
-    </w:p>
-    <w:p>
-      <w:pPr>
-        <w:pStyle w:val="4"/>
-        <w:keepNext w:val="0"/>
-        <w:keepLines w:val="0"/>
-        <w:widowControl/>
-        <w:suppressLineNumbers w:val="0"/>
-        <w:shd w:val="clear" w:fill="FFFFFF"/>
-        <w:spacing w:before="0" w:beforeAutospacing="1" w:after="216" w:afterAutospacing="0" w:line="240" w:lineRule="atLeast"/>
-        <w:ind w:left="0" w:right="0" w:firstLine="0"/>
-        <w:rPr>
-          <w:rFonts w:hint="default" w:ascii="Palatino Linotype" w:hAnsi="Palatino Linotype" w:eastAsia="sans-serif" w:cs="Palatino Linotype"/>
-          <w:i w:val="0"/>
-          <w:iCs w:val="0"/>
-          <w:caps w:val="0"/>
-          <w:color w:val="1A1C1E"/>
-          <w:spacing w:val="0"/>
-          <w:sz w:val="24"/>
-          <w:szCs w:val="24"/>
-        </w:rPr>
-      </w:pPr>
-      <w:r>
-        <w:rPr>
-          <w:rFonts w:hint="default" w:ascii="Palatino Linotype" w:hAnsi="Palatino Linotype" w:eastAsia="sans-serif" w:cs="Palatino Linotype"/>
-          <w:i w:val="0"/>
-          <w:iCs w:val="0"/>
-          <w:caps w:val="0"/>
-          <w:color w:val="1A1C1E"/>
-          <w:spacing w:val="0"/>
-          <w:sz w:val="24"/>
-          <w:szCs w:val="24"/>
-          <w:shd w:val="clear" w:fill="FFFFFF"/>
-        </w:rPr>
-        <w:t>Science, with its greatest telescopes, may only be studying the detailed physics of that bubble. They measure the expansion rate of the bubble's membrane and call it the expansion of the universe. They infer the moment of the "explosion" that created the bubble and call it the Big Bang. They are not wrong. But they are studying the physics of a bubble and calling it Cosmology.</w:t>
-      </w:r>
-    </w:p>
-    <w:p>
-      <w:pPr>
-        <w:pStyle w:val="4"/>
-        <w:keepNext w:val="0"/>
-        <w:keepLines w:val="0"/>
-        <w:widowControl/>
-        <w:suppressLineNumbers w:val="0"/>
-        <w:shd w:val="clear" w:fill="FFFFFF"/>
-        <w:spacing w:before="0" w:beforeAutospacing="1" w:after="216" w:afterAutospacing="0" w:line="240" w:lineRule="atLeast"/>
-        <w:ind w:left="0" w:right="0" w:firstLine="0"/>
-        <w:rPr>
-          <w:rFonts w:hint="default" w:ascii="Palatino Linotype" w:hAnsi="Palatino Linotype" w:eastAsia="sans-serif" w:cs="Palatino Linotype"/>
-          <w:i w:val="0"/>
-          <w:iCs w:val="0"/>
-          <w:caps w:val="0"/>
-          <w:color w:val="1A1C1E"/>
-          <w:spacing w:val="0"/>
-          <w:sz w:val="24"/>
-          <w:szCs w:val="24"/>
-        </w:rPr>
-      </w:pPr>
-      <w:r>
-        <w:rPr>
-          <w:rFonts w:hint="default" w:ascii="Palatino Linotype" w:hAnsi="Palatino Linotype" w:eastAsia="sans-serif" w:cs="Palatino Linotype"/>
-          <w:i w:val="0"/>
-          <w:iCs w:val="0"/>
-          <w:caps w:val="0"/>
-          <w:color w:val="1A1C1E"/>
-          <w:spacing w:val="0"/>
-          <w:sz w:val="24"/>
-          <w:szCs w:val="24"/>
-          <w:shd w:val="clear" w:fill="FFFFFF"/>
-        </w:rPr>
-        <w:t>Through this lens, the question "What came before the Big Bang?" becomes as meaningless as "What existed before this bubble formed?". The answer is: The ocean. The ocean was always there.</w:t>
-      </w:r>
-    </w:p>
-    <w:p>
-      <w:pPr>
-        <w:pStyle w:val="4"/>
-        <w:keepNext w:val="0"/>
-        <w:keepLines w:val="0"/>
-        <w:widowControl/>
-        <w:suppressLineNumbers w:val="0"/>
-        <w:shd w:val="clear" w:fill="FFFFFF"/>
-        <w:spacing w:before="0" w:beforeAutospacing="1" w:after="216" w:afterAutospacing="0" w:line="240" w:lineRule="atLeast"/>
-        <w:ind w:left="0" w:right="0" w:firstLine="0"/>
-        <w:rPr>
-          <w:rFonts w:hint="default" w:ascii="Palatino Linotype" w:hAnsi="Palatino Linotype" w:eastAsia="sans-serif" w:cs="Palatino Linotype"/>
-          <w:i w:val="0"/>
-          <w:iCs w:val="0"/>
-          <w:caps w:val="0"/>
-          <w:color w:val="1A1C1E"/>
-          <w:spacing w:val="0"/>
-          <w:sz w:val="24"/>
-          <w:szCs w:val="24"/>
-        </w:rPr>
-      </w:pPr>
-      <w:r>
-        <w:rPr>
-          <w:rFonts w:hint="default" w:ascii="Palatino Linotype" w:hAnsi="Palatino Linotype" w:eastAsia="sans-serif" w:cs="Palatino Linotype"/>
-          <w:i w:val="0"/>
-          <w:iCs w:val="0"/>
-          <w:caps w:val="0"/>
-          <w:color w:val="1A1C1E"/>
-          <w:spacing w:val="0"/>
-          <w:sz w:val="24"/>
-          <w:szCs w:val="24"/>
-          <w:shd w:val="clear" w:fill="FFFFFF"/>
-        </w:rPr>
-        <w:t>The Big Bang, even if it truly occurred, was perhaps not the event that created the Universe. It was merely the event that marked the beginning of our local material realm—the birth of a bubble. The cycle of formation-stasis-degeneration-destruction is not the breath of the entire ocean, but merely the short lifespan of a single bubble among countless others.</w:t>
-      </w:r>
-    </w:p>
-    <w:p>
-      <w:pPr>
-        <w:pStyle w:val="4"/>
-        <w:keepNext w:val="0"/>
-        <w:keepLines w:val="0"/>
-        <w:widowControl/>
-        <w:suppressLineNumbers w:val="0"/>
-        <w:shd w:val="clear" w:fill="FFFFFF"/>
-        <w:spacing w:before="0" w:beforeAutospacing="1" w:after="216" w:afterAutospacing="0" w:line="240" w:lineRule="atLeast"/>
-        <w:ind w:left="0" w:right="0" w:firstLine="0"/>
-        <w:rPr>
-          <w:rFonts w:hint="default" w:ascii="Palatino Linotype" w:hAnsi="Palatino Linotype" w:eastAsia="sans-serif" w:cs="Palatino Linotype"/>
-          <w:i w:val="0"/>
-          <w:iCs w:val="0"/>
-          <w:caps w:val="0"/>
-          <w:color w:val="1A1C1E"/>
-          <w:spacing w:val="0"/>
-          <w:sz w:val="24"/>
-          <w:szCs w:val="24"/>
-          <w:shd w:val="clear" w:fill="FFFFFF"/>
-        </w:rPr>
-      </w:pPr>
-      <w:r>
-        <w:rPr>
-          <w:rFonts w:hint="default" w:ascii="Palatino Linotype" w:hAnsi="Palatino Linotype" w:eastAsia="sans-serif" w:cs="Palatino Linotype"/>
-          <w:i w:val="0"/>
-          <w:iCs w:val="0"/>
-          <w:caps w:val="0"/>
-          <w:color w:val="1A1C1E"/>
-          <w:spacing w:val="0"/>
-          <w:sz w:val="24"/>
-          <w:szCs w:val="24"/>
-          <w:shd w:val="clear" w:fill="FFFFFF"/>
-        </w:rPr>
-        <w:t>Therefore, the expansion we observe does not prove the beginning of all things. It only proves that the bubble we are inside is currently in its expansion phase.</w:t>
-      </w:r>
-    </w:p>
-    <w:p>
-      <w:pPr>
-        <w:pStyle w:val="4"/>
-        <w:keepNext w:val="0"/>
-        <w:keepLines w:val="0"/>
-        <w:widowControl/>
-        <w:suppressLineNumbers w:val="0"/>
-        <w:shd w:val="clear" w:fill="FFFFFF"/>
-        <w:spacing w:before="0" w:beforeAutospacing="1" w:after="216" w:afterAutospacing="0" w:line="240" w:lineRule="atLeast"/>
-        <w:ind w:left="0" w:right="0" w:firstLine="0"/>
-        <w:rPr>
-          <w:rFonts w:hint="default" w:ascii="Palatino Linotype" w:hAnsi="Palatino Linotype" w:eastAsia="sans-serif" w:cs="Palatino Linotype"/>
-          <w:i w:val="0"/>
-          <w:iCs w:val="0"/>
-          <w:caps w:val="0"/>
-          <w:color w:val="1A1C1E"/>
-          <w:spacing w:val="0"/>
-          <w:sz w:val="24"/>
-          <w:szCs w:val="24"/>
-          <w:shd w:val="clear" w:fill="FFFFFF"/>
-        </w:rPr>
-      </w:pPr>
-    </w:p>
-    <w:p>
-      <w:pPr>
-        <w:pStyle w:val="4"/>
-        <w:keepNext w:val="0"/>
-        <w:keepLines w:val="0"/>
-        <w:widowControl/>
-        <w:suppressLineNumbers w:val="0"/>
-        <w:shd w:val="clear" w:fill="FFFFFF"/>
-        <w:spacing w:before="0" w:beforeAutospacing="1" w:after="216" w:afterAutospacing="0" w:line="240" w:lineRule="atLeast"/>
-        <w:ind w:left="0" w:right="0" w:firstLine="0"/>
+      </w:pPr>
+      <w:r>
         <w:rPr>
           <w:rFonts w:hint="default" w:ascii="Palatino Linotype" w:hAnsi="Palatino Linotype" w:eastAsia="sans-serif" w:cs="Palatino Linotype"/>
           <w:b/>
@@ -2223,8 +1934,10 @@
           <w:sz w:val="32"/>
           <w:szCs w:val="32"/>
           <w:shd w:val="clear" w:fill="FFFFFF"/>
-        </w:rPr>
-      </w:pPr>
+          <w:lang w:val="en-US"/>
+        </w:rPr>
+        <w:t xml:space="preserve">Part </w:t>
+      </w:r>
       <w:r>
         <w:rPr>
           <w:rFonts w:hint="default" w:ascii="Palatino Linotype" w:hAnsi="Palatino Linotype" w:eastAsia="sans-serif" w:cs="Palatino Linotype"/>
@@ -2239,7 +1952,377 @@
           <w:szCs w:val="32"/>
           <w:shd w:val="clear" w:fill="FFFFFF"/>
         </w:rPr>
-        <w:t>Chapter V: The Galaxy as a Cosmic Vortex</w:t>
+        <w:t>IV: Rereading the Big Bang – Bubble or Ocean</w:t>
+      </w:r>
+    </w:p>
+    <w:p>
+      <w:pPr>
+        <w:pStyle w:val="4"/>
+        <w:keepNext w:val="0"/>
+        <w:keepLines w:val="0"/>
+        <w:widowControl/>
+        <w:suppressLineNumbers w:val="0"/>
+        <w:shd w:val="clear" w:fill="FFFFFF"/>
+        <w:spacing w:before="0" w:beforeAutospacing="1" w:after="216" w:afterAutospacing="0" w:line="240" w:lineRule="atLeast"/>
+        <w:ind w:left="0" w:right="0" w:firstLine="0"/>
+        <w:rPr>
+          <w:rFonts w:hint="default" w:ascii="Palatino Linotype" w:hAnsi="Palatino Linotype" w:eastAsia="sans-serif" w:cs="Palatino Linotype"/>
+          <w:i w:val="0"/>
+          <w:iCs w:val="0"/>
+          <w:caps w:val="0"/>
+          <w:color w:val="1A1C1E"/>
+          <w:spacing w:val="0"/>
+          <w:sz w:val="24"/>
+          <w:szCs w:val="24"/>
+        </w:rPr>
+      </w:pPr>
+      <w:r>
+        <w:rPr>
+          <w:rFonts w:hint="default" w:ascii="Palatino Linotype" w:hAnsi="Palatino Linotype" w:eastAsia="sans-serif" w:cs="Palatino Linotype"/>
+          <w:i w:val="0"/>
+          <w:iCs w:val="0"/>
+          <w:caps w:val="0"/>
+          <w:color w:val="1A1C1E"/>
+          <w:spacing w:val="0"/>
+          <w:sz w:val="24"/>
+          <w:szCs w:val="24"/>
+          <w:shd w:val="clear" w:fill="FFFFFF"/>
+        </w:rPr>
+        <w:t>Science, with its increasingly sophisticated observational tools, has painted a grand story of origin: our universe is expanding. From this observed fact, an almost inevitable logical deduction was born: if we "rewind the film," everything must have originated from a single point—a Big Bang.</w:t>
+      </w:r>
+    </w:p>
+    <w:p>
+      <w:pPr>
+        <w:pStyle w:val="4"/>
+        <w:keepNext w:val="0"/>
+        <w:keepLines w:val="0"/>
+        <w:widowControl/>
+        <w:suppressLineNumbers w:val="0"/>
+        <w:shd w:val="clear" w:fill="FFFFFF"/>
+        <w:spacing w:before="0" w:beforeAutospacing="1" w:after="216" w:afterAutospacing="0" w:line="240" w:lineRule="atLeast"/>
+        <w:ind w:left="0" w:right="0" w:firstLine="0"/>
+        <w:rPr>
+          <w:rFonts w:hint="default" w:ascii="Palatino Linotype" w:hAnsi="Palatino Linotype" w:eastAsia="sans-serif" w:cs="Palatino Linotype"/>
+          <w:i w:val="0"/>
+          <w:iCs w:val="0"/>
+          <w:caps w:val="0"/>
+          <w:color w:val="1A1C1E"/>
+          <w:spacing w:val="0"/>
+          <w:sz w:val="24"/>
+          <w:szCs w:val="24"/>
+        </w:rPr>
+      </w:pPr>
+      <w:r>
+        <w:rPr>
+          <w:rFonts w:hint="default" w:ascii="Palatino Linotype" w:hAnsi="Palatino Linotype" w:eastAsia="sans-serif" w:cs="Palatino Linotype"/>
+          <w:i w:val="0"/>
+          <w:iCs w:val="0"/>
+          <w:caps w:val="0"/>
+          <w:color w:val="1A1C1E"/>
+          <w:spacing w:val="0"/>
+          <w:sz w:val="24"/>
+          <w:szCs w:val="24"/>
+          <w:shd w:val="clear" w:fill="FFFFFF"/>
+        </w:rPr>
+        <w:t>This is a reasonable model, but it is built on an implicit assumption: that what we are observing is the entire Universe.</w:t>
+      </w:r>
+    </w:p>
+    <w:p>
+      <w:pPr>
+        <w:pStyle w:val="4"/>
+        <w:keepNext w:val="0"/>
+        <w:keepLines w:val="0"/>
+        <w:widowControl/>
+        <w:suppressLineNumbers w:val="0"/>
+        <w:shd w:val="clear" w:fill="FFFFFF"/>
+        <w:spacing w:before="0" w:beforeAutospacing="1" w:after="216" w:afterAutospacing="0" w:line="240" w:lineRule="atLeast"/>
+        <w:ind w:left="0" w:right="0" w:firstLine="0"/>
+        <w:rPr>
+          <w:rFonts w:hint="default" w:ascii="Palatino Linotype" w:hAnsi="Palatino Linotype" w:eastAsia="sans-serif" w:cs="Palatino Linotype"/>
+          <w:i w:val="0"/>
+          <w:iCs w:val="0"/>
+          <w:caps w:val="0"/>
+          <w:color w:val="1A1C1E"/>
+          <w:spacing w:val="0"/>
+          <w:sz w:val="24"/>
+          <w:szCs w:val="24"/>
+        </w:rPr>
+      </w:pPr>
+      <w:r>
+        <w:rPr>
+          <w:rFonts w:hint="default" w:ascii="Palatino Linotype" w:hAnsi="Palatino Linotype" w:eastAsia="sans-serif" w:cs="Palatino Linotype"/>
+          <w:i w:val="0"/>
+          <w:iCs w:val="0"/>
+          <w:caps w:val="0"/>
+          <w:color w:val="1A1C1E"/>
+          <w:spacing w:val="0"/>
+          <w:sz w:val="24"/>
+          <w:szCs w:val="24"/>
+          <w:shd w:val="clear" w:fill="FFFFFF"/>
+        </w:rPr>
+        <w:t>But what if we change our assumption about scale?</w:t>
+      </w:r>
+    </w:p>
+    <w:p>
+      <w:pPr>
+        <w:pStyle w:val="4"/>
+        <w:keepNext w:val="0"/>
+        <w:keepLines w:val="0"/>
+        <w:widowControl/>
+        <w:suppressLineNumbers w:val="0"/>
+        <w:shd w:val="clear" w:fill="FFFFFF"/>
+        <w:spacing w:before="0" w:beforeAutospacing="1" w:after="216" w:afterAutospacing="0" w:line="240" w:lineRule="atLeast"/>
+        <w:ind w:left="0" w:right="0" w:firstLine="0"/>
+        <w:rPr>
+          <w:rFonts w:hint="default" w:ascii="Palatino Linotype" w:hAnsi="Palatino Linotype" w:eastAsia="sans-serif" w:cs="Palatino Linotype"/>
+          <w:i w:val="0"/>
+          <w:iCs w:val="0"/>
+          <w:caps w:val="0"/>
+          <w:color w:val="1A1C1E"/>
+          <w:spacing w:val="0"/>
+          <w:sz w:val="24"/>
+          <w:szCs w:val="24"/>
+        </w:rPr>
+      </w:pPr>
+      <w:r>
+        <w:rPr>
+          <w:rFonts w:hint="default" w:ascii="Palatino Linotype" w:hAnsi="Palatino Linotype" w:eastAsia="sans-serif" w:cs="Palatino Linotype"/>
+          <w:i w:val="0"/>
+          <w:iCs w:val="0"/>
+          <w:caps w:val="0"/>
+          <w:color w:val="1A1C1E"/>
+          <w:spacing w:val="0"/>
+          <w:sz w:val="24"/>
+          <w:szCs w:val="24"/>
+          <w:shd w:val="clear" w:fill="FFFFFF"/>
+        </w:rPr>
+        <w:t>Imagine that all of reality is a boundless, eternal ocean. And our entire "observable universe," from its birth to its demise, is equivalent to the moment a tiny bubble forms, expands, and then pops on the surface of that ocean.</w:t>
+      </w:r>
+    </w:p>
+    <w:p>
+      <w:pPr>
+        <w:pStyle w:val="4"/>
+        <w:keepNext w:val="0"/>
+        <w:keepLines w:val="0"/>
+        <w:widowControl/>
+        <w:suppressLineNumbers w:val="0"/>
+        <w:shd w:val="clear" w:fill="FFFFFF"/>
+        <w:spacing w:before="0" w:beforeAutospacing="1" w:after="216" w:afterAutospacing="0" w:line="240" w:lineRule="atLeast"/>
+        <w:ind w:left="0" w:right="0" w:firstLine="0"/>
+        <w:rPr>
+          <w:rFonts w:hint="default" w:ascii="Palatino Linotype" w:hAnsi="Palatino Linotype" w:eastAsia="sans-serif" w:cs="Palatino Linotype"/>
+          <w:i w:val="0"/>
+          <w:iCs w:val="0"/>
+          <w:caps w:val="0"/>
+          <w:color w:val="1A1C1E"/>
+          <w:spacing w:val="0"/>
+          <w:sz w:val="24"/>
+          <w:szCs w:val="24"/>
+        </w:rPr>
+      </w:pPr>
+      <w:r>
+        <w:rPr>
+          <w:rFonts w:hint="default" w:ascii="Palatino Linotype" w:hAnsi="Palatino Linotype" w:eastAsia="sans-serif" w:cs="Palatino Linotype"/>
+          <w:i w:val="0"/>
+          <w:iCs w:val="0"/>
+          <w:caps w:val="0"/>
+          <w:color w:val="1A1C1E"/>
+          <w:spacing w:val="0"/>
+          <w:sz w:val="24"/>
+          <w:szCs w:val="24"/>
+          <w:shd w:val="clear" w:fill="FFFFFF"/>
+        </w:rPr>
+        <w:t>Science, with its greatest telescopes, may only be studying the detailed physics of that bubble. They measure the expansion rate of the bubble's membrane and call it the expansion of the universe. They infer the moment of the "explosion" that created the bubble and call it the Big Bang. They are not wrong. But they are studying the physics of a bubble and calling it Cosmology.</w:t>
+      </w:r>
+    </w:p>
+    <w:p>
+      <w:pPr>
+        <w:pStyle w:val="4"/>
+        <w:keepNext w:val="0"/>
+        <w:keepLines w:val="0"/>
+        <w:widowControl/>
+        <w:suppressLineNumbers w:val="0"/>
+        <w:shd w:val="clear" w:fill="FFFFFF"/>
+        <w:spacing w:before="0" w:beforeAutospacing="1" w:after="216" w:afterAutospacing="0" w:line="240" w:lineRule="atLeast"/>
+        <w:ind w:left="0" w:right="0" w:firstLine="0"/>
+        <w:rPr>
+          <w:rFonts w:hint="default" w:ascii="Palatino Linotype" w:hAnsi="Palatino Linotype" w:eastAsia="sans-serif" w:cs="Palatino Linotype"/>
+          <w:i w:val="0"/>
+          <w:iCs w:val="0"/>
+          <w:caps w:val="0"/>
+          <w:color w:val="1A1C1E"/>
+          <w:spacing w:val="0"/>
+          <w:sz w:val="24"/>
+          <w:szCs w:val="24"/>
+        </w:rPr>
+      </w:pPr>
+      <w:r>
+        <w:rPr>
+          <w:rFonts w:hint="default" w:ascii="Palatino Linotype" w:hAnsi="Palatino Linotype" w:eastAsia="sans-serif" w:cs="Palatino Linotype"/>
+          <w:i w:val="0"/>
+          <w:iCs w:val="0"/>
+          <w:caps w:val="0"/>
+          <w:color w:val="1A1C1E"/>
+          <w:spacing w:val="0"/>
+          <w:sz w:val="24"/>
+          <w:szCs w:val="24"/>
+          <w:shd w:val="clear" w:fill="FFFFFF"/>
+        </w:rPr>
+        <w:t>Through this lens, the question "What came before the Big Bang?" becomes as meaningless as "What existed before this bubble formed?". The answer is: The ocean. The ocean was always there.</w:t>
+      </w:r>
+    </w:p>
+    <w:p>
+      <w:pPr>
+        <w:pStyle w:val="4"/>
+        <w:keepNext w:val="0"/>
+        <w:keepLines w:val="0"/>
+        <w:widowControl/>
+        <w:suppressLineNumbers w:val="0"/>
+        <w:shd w:val="clear" w:fill="FFFFFF"/>
+        <w:spacing w:before="0" w:beforeAutospacing="1" w:after="216" w:afterAutospacing="0" w:line="240" w:lineRule="atLeast"/>
+        <w:ind w:left="0" w:right="0" w:firstLine="0"/>
+        <w:rPr>
+          <w:rFonts w:hint="default" w:ascii="Palatino Linotype" w:hAnsi="Palatino Linotype" w:eastAsia="sans-serif" w:cs="Palatino Linotype"/>
+          <w:i w:val="0"/>
+          <w:iCs w:val="0"/>
+          <w:caps w:val="0"/>
+          <w:color w:val="1A1C1E"/>
+          <w:spacing w:val="0"/>
+          <w:sz w:val="24"/>
+          <w:szCs w:val="24"/>
+        </w:rPr>
+      </w:pPr>
+      <w:r>
+        <w:rPr>
+          <w:rFonts w:hint="default" w:ascii="Palatino Linotype" w:hAnsi="Palatino Linotype" w:eastAsia="sans-serif" w:cs="Palatino Linotype"/>
+          <w:i w:val="0"/>
+          <w:iCs w:val="0"/>
+          <w:caps w:val="0"/>
+          <w:color w:val="1A1C1E"/>
+          <w:spacing w:val="0"/>
+          <w:sz w:val="24"/>
+          <w:szCs w:val="24"/>
+          <w:shd w:val="clear" w:fill="FFFFFF"/>
+        </w:rPr>
+        <w:t>The Big Bang, even if it truly occurred, was perhaps not the event that created the Universe. It was merely the event that marked the beginning of our local material realm—the birth of a bubble. The cycle of formation-stasis-degeneration-destruction is not the breath of the entire ocean, but merely the short lifespan of a single bubble among countless others.</w:t>
+      </w:r>
+    </w:p>
+    <w:p>
+      <w:pPr>
+        <w:pStyle w:val="4"/>
+        <w:keepNext w:val="0"/>
+        <w:keepLines w:val="0"/>
+        <w:widowControl/>
+        <w:suppressLineNumbers w:val="0"/>
+        <w:shd w:val="clear" w:fill="FFFFFF"/>
+        <w:spacing w:before="0" w:beforeAutospacing="1" w:after="216" w:afterAutospacing="0" w:line="240" w:lineRule="atLeast"/>
+        <w:ind w:left="0" w:right="0" w:firstLine="0"/>
+        <w:rPr>
+          <w:rFonts w:hint="default" w:ascii="Palatino Linotype" w:hAnsi="Palatino Linotype" w:eastAsia="sans-serif" w:cs="Palatino Linotype"/>
+          <w:i w:val="0"/>
+          <w:iCs w:val="0"/>
+          <w:caps w:val="0"/>
+          <w:color w:val="1A1C1E"/>
+          <w:spacing w:val="0"/>
+          <w:sz w:val="24"/>
+          <w:szCs w:val="24"/>
+          <w:shd w:val="clear" w:fill="FFFFFF"/>
+        </w:rPr>
+      </w:pPr>
+      <w:r>
+        <w:rPr>
+          <w:rFonts w:hint="default" w:ascii="Palatino Linotype" w:hAnsi="Palatino Linotype" w:eastAsia="sans-serif" w:cs="Palatino Linotype"/>
+          <w:i w:val="0"/>
+          <w:iCs w:val="0"/>
+          <w:caps w:val="0"/>
+          <w:color w:val="1A1C1E"/>
+          <w:spacing w:val="0"/>
+          <w:sz w:val="24"/>
+          <w:szCs w:val="24"/>
+          <w:shd w:val="clear" w:fill="FFFFFF"/>
+        </w:rPr>
+        <w:t>Therefore, the expansion we observe does not prove the beginning of all things. It only proves that the bubble we are inside is currently in its expansion phase.</w:t>
+      </w:r>
+    </w:p>
+    <w:p>
+      <w:pPr>
+        <w:pStyle w:val="4"/>
+        <w:keepNext w:val="0"/>
+        <w:keepLines w:val="0"/>
+        <w:widowControl/>
+        <w:suppressLineNumbers w:val="0"/>
+        <w:shd w:val="clear" w:fill="FFFFFF"/>
+        <w:spacing w:before="0" w:beforeAutospacing="1" w:after="216" w:afterAutospacing="0" w:line="240" w:lineRule="atLeast"/>
+        <w:ind w:left="0" w:right="0" w:firstLine="0"/>
+        <w:rPr>
+          <w:rFonts w:hint="default" w:ascii="Palatino Linotype" w:hAnsi="Palatino Linotype" w:eastAsia="sans-serif" w:cs="Palatino Linotype"/>
+          <w:i w:val="0"/>
+          <w:iCs w:val="0"/>
+          <w:caps w:val="0"/>
+          <w:color w:val="1A1C1E"/>
+          <w:spacing w:val="0"/>
+          <w:sz w:val="24"/>
+          <w:szCs w:val="24"/>
+          <w:shd w:val="clear" w:fill="FFFFFF"/>
+        </w:rPr>
+      </w:pPr>
+    </w:p>
+    <w:p>
+      <w:pPr>
+        <w:pStyle w:val="4"/>
+        <w:keepNext w:val="0"/>
+        <w:keepLines w:val="0"/>
+        <w:widowControl/>
+        <w:suppressLineNumbers w:val="0"/>
+        <w:shd w:val="clear" w:fill="FFFFFF"/>
+        <w:spacing w:before="0" w:beforeAutospacing="1" w:after="216" w:afterAutospacing="0" w:line="240" w:lineRule="atLeast"/>
+        <w:ind w:left="0" w:right="0" w:firstLine="0"/>
+        <w:rPr>
+          <w:rFonts w:hint="default" w:ascii="Palatino Linotype" w:hAnsi="Palatino Linotype" w:eastAsia="sans-serif" w:cs="Palatino Linotype"/>
+          <w:b/>
+          <w:bCs/>
+          <w:i w:val="0"/>
+          <w:iCs w:val="0"/>
+          <w:caps w:val="0"/>
+          <w:color w:val="1A1C1E"/>
+          <w:spacing w:val="0"/>
+          <w:sz w:val="32"/>
+          <w:szCs w:val="32"/>
+          <w:shd w:val="clear" w:fill="FFFFFF"/>
+        </w:rPr>
+      </w:pPr>
+      <w:r>
+        <w:rPr>
+          <w:rFonts w:hint="default" w:ascii="Palatino Linotype" w:hAnsi="Palatino Linotype" w:eastAsia="sans-serif" w:cs="Palatino Linotype"/>
+          <w:b/>
+          <w:bCs/>
+          <w:i w:val="0"/>
+          <w:iCs w:val="0"/>
+          <w:caps w:val="0"/>
+          <w:color w:val="1A1C1E"/>
+          <w:spacing w:val="0"/>
+          <w:sz w:val="32"/>
+          <w:szCs w:val="32"/>
+          <w:shd w:val="clear" w:fill="FFFFFF"/>
+          <w:lang w:val="en-US"/>
+        </w:rPr>
+        <w:t xml:space="preserve">Part </w:t>
+      </w:r>
+      <w:r>
+        <w:rPr>
+          <w:rFonts w:hint="default" w:ascii="Palatino Linotype" w:hAnsi="Palatino Linotype" w:eastAsia="sans-serif" w:cs="Palatino Linotype"/>
+          <w:b/>
+          <w:bCs/>
+          <w:i w:val="0"/>
+          <w:iCs w:val="0"/>
+          <w:caps w:val="0"/>
+          <w:color w:val="1A1C1E"/>
+          <w:spacing w:val="0"/>
+          <w:sz w:val="32"/>
+          <w:szCs w:val="32"/>
+          <w:shd w:val="clear" w:fill="FFFFFF"/>
+        </w:rPr>
+        <w:t>V: The Galaxy as a Cosmic Vortex</w:t>
       </w:r>
     </w:p>
     <w:p>
@@ -2847,153 +2930,151 @@
           <w:sz w:val="32"/>
           <w:szCs w:val="32"/>
           <w:shd w:val="clear" w:fill="FFFFFF"/>
-        </w:rPr>
-        <w:t>Chapter VI: The Infinite Structure of Reality – From the Microcosm to the Macrocosm</w:t>
-      </w:r>
-    </w:p>
-    <w:p>
-      <w:pPr>
-        <w:pStyle w:val="4"/>
-        <w:keepNext w:val="0"/>
-        <w:keepLines w:val="0"/>
-        <w:widowControl/>
-        <w:suppressLineNumbers w:val="0"/>
-        <w:shd w:val="clear" w:fill="FFFFFF"/>
-        <w:spacing w:before="0" w:beforeAutospacing="1" w:after="216" w:afterAutospacing="0" w:line="240" w:lineRule="atLeast"/>
-        <w:ind w:left="0" w:right="0" w:firstLine="0"/>
-        <w:rPr>
-          <w:rFonts w:hint="default" w:ascii="Palatino Linotype" w:hAnsi="Palatino Linotype" w:eastAsia="sans-serif" w:cs="Palatino Linotype"/>
-          <w:i w:val="0"/>
-          <w:iCs w:val="0"/>
-          <w:caps w:val="0"/>
-          <w:color w:val="1A1C1E"/>
-          <w:spacing w:val="0"/>
-          <w:sz w:val="24"/>
-          <w:szCs w:val="24"/>
-        </w:rPr>
-      </w:pPr>
-      <w:r>
-        <w:rPr>
-          <w:rFonts w:hint="default" w:ascii="Palatino Linotype" w:hAnsi="Palatino Linotype" w:eastAsia="sans-serif" w:cs="Palatino Linotype"/>
-          <w:i w:val="0"/>
-          <w:iCs w:val="0"/>
-          <w:caps w:val="0"/>
-          <w:color w:val="1A1C1E"/>
-          <w:spacing w:val="0"/>
-          <w:sz w:val="24"/>
-          <w:szCs w:val="24"/>
-          <w:shd w:val="clear" w:fill="FFFFFF"/>
-        </w:rPr>
-        <w:t>Having re-examined the Big Bang and Black Holes through a new lens, let's place this entire picture into an even grander framework. The journey to explore the universe has two directions: deep into the microcosm (the infinitesimally small) and outward into the macrocosm (the immensely large). Both paths seem to lead to infinity, with a stunning fractal architecture where structures repeat at every scale.</w:t>
-      </w:r>
-    </w:p>
-    <w:p>
-      <w:pPr>
-        <w:pStyle w:val="4"/>
-        <w:keepNext w:val="0"/>
-        <w:keepLines w:val="0"/>
-        <w:widowControl/>
-        <w:suppressLineNumbers w:val="0"/>
-        <w:shd w:val="clear" w:fill="FFFFFF"/>
-        <w:spacing w:before="0" w:beforeAutospacing="1" w:after="216" w:afterAutospacing="0" w:line="240" w:lineRule="atLeast"/>
-        <w:ind w:left="0" w:right="0" w:firstLine="0"/>
-        <w:rPr>
-          <w:rFonts w:hint="default" w:ascii="Palatino Linotype" w:hAnsi="Palatino Linotype" w:eastAsia="sans-serif" w:cs="Palatino Linotype"/>
-          <w:i w:val="0"/>
-          <w:iCs w:val="0"/>
-          <w:caps w:val="0"/>
-          <w:color w:val="1A1C1E"/>
-          <w:spacing w:val="0"/>
-          <w:sz w:val="24"/>
-          <w:szCs w:val="24"/>
-        </w:rPr>
-      </w:pPr>
-      <w:r>
-        <w:rPr>
-          <w:rFonts w:hint="default" w:ascii="Palatino Linotype" w:hAnsi="Palatino Linotype" w:eastAsia="sans-serif" w:cs="Palatino Linotype"/>
-          <w:i w:val="0"/>
-          <w:iCs w:val="0"/>
-          <w:caps w:val="0"/>
-          <w:color w:val="1A1C1E"/>
-          <w:spacing w:val="0"/>
-          <w:sz w:val="24"/>
-          <w:szCs w:val="24"/>
-          <w:shd w:val="clear" w:fill="FFFFFF"/>
-        </w:rPr>
-        <w:t>In the microscopic dimension, science tells us that matter is composed of atoms. But that is just the starting point. Below the atom, there is the nucleus, then protons and neutrons, then quarks. This journey does not stop. There may exist countless levels of microscopic particles unknown to humanity, each level a world unto itself. In this hierarchy, if we designate the Atom as Level 0, then smaller particles would belong to negative levels: Level -1, -2, and so on, downward.</w:t>
-      </w:r>
-    </w:p>
-    <w:p>
-      <w:pPr>
-        <w:pStyle w:val="4"/>
-        <w:keepNext w:val="0"/>
-        <w:keepLines w:val="0"/>
-        <w:widowControl/>
-        <w:suppressLineNumbers w:val="0"/>
-        <w:shd w:val="clear" w:fill="FFFFFF"/>
-        <w:spacing w:before="0" w:beforeAutospacing="1" w:after="216" w:afterAutospacing="0" w:line="240" w:lineRule="atLeast"/>
-        <w:ind w:left="0" w:right="0" w:firstLine="0"/>
-        <w:rPr>
-          <w:rFonts w:hint="default" w:ascii="Palatino Linotype" w:hAnsi="Palatino Linotype" w:eastAsia="sans-serif" w:cs="Palatino Linotype"/>
-          <w:i w:val="0"/>
-          <w:iCs w:val="0"/>
-          <w:caps w:val="0"/>
-          <w:color w:val="1A1C1E"/>
-          <w:spacing w:val="0"/>
-          <w:sz w:val="24"/>
-          <w:szCs w:val="24"/>
-        </w:rPr>
-      </w:pPr>
-      <w:r>
-        <w:rPr>
-          <w:rFonts w:hint="default" w:ascii="Palatino Linotype" w:hAnsi="Palatino Linotype" w:eastAsia="sans-serif" w:cs="Palatino Linotype"/>
-          <w:i w:val="0"/>
-          <w:iCs w:val="0"/>
-          <w:caps w:val="0"/>
-          <w:color w:val="1A1C1E"/>
-          <w:spacing w:val="0"/>
-          <w:sz w:val="24"/>
-          <w:szCs w:val="24"/>
-          <w:shd w:val="clear" w:fill="FFFFFF"/>
-        </w:rPr>
-        <w:t>Light (photons), the thing we use to see the world, might only be a type of particle at a relatively shallow level, perhaps from Level -3 to -10. From this perspective, a star like the Sun does not directly create light. It acts as a giant nuclear reactor, providing the energy to activate even more microscopic particles (e.g., at Level -2), and it is these activated particles that actually emit light particles. This means that the entire reality that humans "see" and measure is merely the interaction of a single, intermediate type of particle, while we are completely "blind" to the existence and operation of countless other layers of microscopic particles.</w:t>
-      </w:r>
-    </w:p>
-    <w:p>
-      <w:pPr>
-        <w:pStyle w:val="4"/>
-        <w:keepNext w:val="0"/>
-        <w:keepLines w:val="0"/>
-        <w:widowControl/>
-        <w:suppressLineNumbers w:val="0"/>
-        <w:shd w:val="clear" w:fill="FFFFFF"/>
-        <w:spacing w:before="0" w:beforeAutospacing="1" w:after="216" w:afterAutospacing="0" w:line="240" w:lineRule="atLeast"/>
-        <w:ind w:left="0" w:right="0" w:firstLine="0"/>
-        <w:rPr>
-          <w:rFonts w:hint="default" w:ascii="Palatino Linotype" w:hAnsi="Palatino Linotype" w:eastAsia="sans-serif" w:cs="Palatino Linotype"/>
-          <w:i w:val="0"/>
-          <w:iCs w:val="0"/>
-          <w:caps w:val="0"/>
-          <w:color w:val="1A1C1E"/>
-          <w:spacing w:val="0"/>
-          <w:sz w:val="24"/>
-          <w:szCs w:val="24"/>
-        </w:rPr>
-      </w:pPr>
-      <w:r>
-        <w:rPr>
-          <w:rFonts w:hint="default" w:ascii="Palatino Linotype" w:hAnsi="Palatino Linotype" w:eastAsia="sans-serif" w:cs="Palatino Linotype"/>
-          <w:i w:val="0"/>
-          <w:iCs w:val="0"/>
-          <w:caps w:val="0"/>
-          <w:color w:val="1A1C1E"/>
-          <w:spacing w:val="0"/>
-          <w:sz w:val="24"/>
-          <w:szCs w:val="24"/>
-          <w:shd w:val="clear" w:fill="FFFFFF"/>
-        </w:rPr>
-        <w:t>In the opposite, macroscopic dimension, this order seems to repeat in a sophisticated way. Let's try to build a hypothetical model to organize this infinite order. We can distinguish between a "level"—that is, a fundamental particle of the universe at each scale—and an "intermediate structure" formed from those particles.</w:t>
-      </w:r>
+          <w:lang w:val="en-US"/>
+        </w:rPr>
+        <w:t xml:space="preserve">Part </w:t>
+      </w:r>
+      <w:r>
+        <w:rPr>
+          <w:rFonts w:hint="default" w:ascii="Palatino Linotype" w:hAnsi="Palatino Linotype" w:eastAsia="sans-serif" w:cs="Palatino Linotype"/>
+          <w:b/>
+          <w:bCs/>
+          <w:i w:val="0"/>
+          <w:iCs w:val="0"/>
+          <w:caps w:val="0"/>
+          <w:color w:val="1A1C1E"/>
+          <w:spacing w:val="0"/>
+          <w:sz w:val="32"/>
+          <w:szCs w:val="32"/>
+          <w:shd w:val="clear" w:fill="FFFFFF"/>
+        </w:rPr>
+        <w:t>VI: The Infinite Structure of Reality – From the Microcosm to the Macrocosm</w:t>
+      </w:r>
+    </w:p>
+    <w:p>
+      <w:pPr>
+        <w:pStyle w:val="4"/>
+        <w:keepNext w:val="0"/>
+        <w:keepLines w:val="0"/>
+        <w:widowControl/>
+        <w:suppressLineNumbers w:val="0"/>
+        <w:shd w:val="clear" w:fill="FFFFFF"/>
+        <w:spacing w:before="0" w:beforeAutospacing="1" w:after="216" w:afterAutospacing="0" w:line="240" w:lineRule="atLeast"/>
+        <w:ind w:left="0" w:right="0" w:firstLine="0"/>
+        <w:rPr>
+          <w:rFonts w:hint="default" w:ascii="Palatino Linotype" w:hAnsi="Palatino Linotype" w:eastAsia="sans-serif" w:cs="Palatino Linotype"/>
+          <w:i w:val="0"/>
+          <w:iCs w:val="0"/>
+          <w:caps w:val="0"/>
+          <w:color w:val="1A1C1E"/>
+          <w:spacing w:val="0"/>
+          <w:sz w:val="24"/>
+          <w:szCs w:val="24"/>
+        </w:rPr>
+      </w:pPr>
+      <w:r>
+        <w:rPr>
+          <w:rFonts w:hint="default" w:ascii="Palatino Linotype" w:hAnsi="Palatino Linotype" w:eastAsia="sans-serif" w:cs="Palatino Linotype"/>
+          <w:i w:val="0"/>
+          <w:iCs w:val="0"/>
+          <w:caps w:val="0"/>
+          <w:color w:val="1A1C1E"/>
+          <w:spacing w:val="0"/>
+          <w:sz w:val="24"/>
+          <w:szCs w:val="24"/>
+          <w:shd w:val="clear" w:fill="FFFFFF"/>
+        </w:rPr>
+        <w:t>After looking back at the Big Bang and galaxies, let us take a step back to contemplate the profound architectural principle of the universe. Is there a common design, a self-repeating pattern at every scale, from the infinitesimal to the immense? This principle can be found in nature, through a concept known as a fractal.</w:t>
+      </w:r>
+    </w:p>
+    <w:p>
+      <w:pPr>
+        <w:pStyle w:val="4"/>
+        <w:keepNext w:val="0"/>
+        <w:keepLines w:val="0"/>
+        <w:widowControl/>
+        <w:suppressLineNumbers w:val="0"/>
+        <w:shd w:val="clear" w:fill="FFFFFF"/>
+        <w:spacing w:before="0" w:beforeAutospacing="1" w:after="216" w:afterAutospacing="0" w:line="240" w:lineRule="atLeast"/>
+        <w:ind w:left="0" w:right="0" w:firstLine="0"/>
+        <w:rPr>
+          <w:rFonts w:hint="default" w:ascii="Palatino Linotype" w:hAnsi="Palatino Linotype" w:eastAsia="sans-serif" w:cs="Palatino Linotype"/>
+          <w:i w:val="0"/>
+          <w:iCs w:val="0"/>
+          <w:caps w:val="0"/>
+          <w:color w:val="1A1C1E"/>
+          <w:spacing w:val="0"/>
+          <w:sz w:val="24"/>
+          <w:szCs w:val="24"/>
+        </w:rPr>
+      </w:pPr>
+      <w:r>
+        <w:rPr>
+          <w:rFonts w:hint="default" w:ascii="Palatino Linotype" w:hAnsi="Palatino Linotype" w:eastAsia="sans-serif" w:cs="Palatino Linotype"/>
+          <w:i w:val="0"/>
+          <w:iCs w:val="0"/>
+          <w:caps w:val="0"/>
+          <w:color w:val="1A1C1E"/>
+          <w:spacing w:val="0"/>
+          <w:sz w:val="24"/>
+          <w:szCs w:val="24"/>
+          <w:shd w:val="clear" w:fill="FFFFFF"/>
+        </w:rPr>
+        <w:t>A fractal is a structure in which a small part, when magnified, looks identical to the whole. From a snowflake and a fern frond to the branching of rivers, nature appears to be a master fractal artist. When we apply this fractal lens to the cosmos, an astonishing order emerges.</w:t>
+      </w:r>
+    </w:p>
+    <w:p>
+      <w:pPr>
+        <w:pStyle w:val="4"/>
+        <w:keepNext w:val="0"/>
+        <w:keepLines w:val="0"/>
+        <w:widowControl/>
+        <w:suppressLineNumbers w:val="0"/>
+        <w:shd w:val="clear" w:fill="FFFFFF"/>
+        <w:spacing w:before="0" w:beforeAutospacing="1" w:after="216" w:afterAutospacing="0" w:line="240" w:lineRule="atLeast"/>
+        <w:ind w:left="0" w:right="0" w:firstLine="0"/>
+        <w:rPr>
+          <w:rFonts w:hint="default" w:ascii="Palatino Linotype" w:hAnsi="Palatino Linotype" w:eastAsia="sans-serif" w:cs="Palatino Linotype"/>
+          <w:i w:val="0"/>
+          <w:iCs w:val="0"/>
+          <w:caps w:val="0"/>
+          <w:color w:val="1A1C1E"/>
+          <w:spacing w:val="0"/>
+          <w:sz w:val="24"/>
+          <w:szCs w:val="24"/>
+        </w:rPr>
+      </w:pPr>
+      <w:r>
+        <w:rPr>
+          <w:rFonts w:hint="default" w:ascii="Palatino Linotype" w:hAnsi="Palatino Linotype" w:eastAsia="sans-serif" w:cs="Palatino Linotype"/>
+          <w:i w:val="0"/>
+          <w:iCs w:val="0"/>
+          <w:caps w:val="0"/>
+          <w:color w:val="1A1C1E"/>
+          <w:spacing w:val="0"/>
+          <w:sz w:val="24"/>
+          <w:szCs w:val="24"/>
+          <w:shd w:val="clear" w:fill="FFFFFF"/>
+        </w:rPr>
+        <w:t>Let's try to build a hierarchical system to visualize this fractal architecture, clearly distinguishing between a "Fundamental Particle" (the spherical corpuscle of a given level) and an "Intermediate Structure" (a system formed from lower-level particles).</w:t>
+      </w:r>
+    </w:p>
+    <w:p>
+      <w:pPr>
+        <w:keepNext w:val="0"/>
+        <w:keepLines w:val="0"/>
+        <w:widowControl/>
+        <w:numPr>
+          <w:numId w:val="0"/>
+        </w:numPr>
+        <w:suppressLineNumbers w:val="0"/>
+        <w:spacing w:before="0" w:beforeAutospacing="1" w:after="0" w:afterAutospacing="1" w:line="240" w:lineRule="atLeast"/>
+        <w:rPr>
+          <w:rFonts w:hint="default" w:ascii="Palatino Linotype" w:hAnsi="Palatino Linotype" w:eastAsia="sans-serif" w:cs="Palatino Linotype"/>
+          <w:sz w:val="24"/>
+          <w:szCs w:val="24"/>
+        </w:rPr>
+      </w:pPr>
     </w:p>
     <w:p>
       <w:pPr>
@@ -3006,9 +3087,15 @@
           <w:numId w:val="3"/>
         </w:numPr>
         <w:suppressLineNumbers w:val="0"/>
-        <w:shd w:val="clear" w:fill="FFFFFF"/>
-        <w:spacing w:before="0" w:beforeAutospacing="1" w:after="216" w:afterAutospacing="0" w:line="240" w:lineRule="atLeast"/>
+        <w:spacing w:before="0" w:beforeAutospacing="0" w:after="36" w:afterAutospacing="0" w:line="240" w:lineRule="atLeast"/>
         <w:ind w:left="420" w:leftChars="0" w:right="0" w:hanging="420" w:firstLineChars="0"/>
+        <w:rPr>
+          <w:rFonts w:hint="default" w:ascii="Palatino Linotype" w:hAnsi="Palatino Linotype" w:eastAsia="sans-serif" w:cs="Palatino Linotype"/>
+          <w:sz w:val="24"/>
+          <w:szCs w:val="24"/>
+        </w:rPr>
+      </w:pPr>
+      <w:r>
         <w:rPr>
           <w:rFonts w:hint="default" w:ascii="Palatino Linotype" w:hAnsi="Palatino Linotype" w:eastAsia="sans-serif" w:cs="Palatino Linotype"/>
           <w:b/>
@@ -3020,24 +3107,116 @@
           <w:spacing w:val="0"/>
           <w:sz w:val="24"/>
           <w:szCs w:val="24"/>
-        </w:rPr>
-      </w:pPr>
-      <w:r>
-        <w:rPr>
-          <w:rFonts w:hint="default" w:ascii="Palatino Linotype" w:hAnsi="Palatino Linotype" w:eastAsia="sans-serif" w:cs="Palatino Linotype"/>
-          <w:b/>
-          <w:bCs/>
-          <w:i w:val="0"/>
-          <w:iCs w:val="0"/>
-          <w:caps w:val="0"/>
-          <w:color w:val="1A1C1E"/>
-          <w:spacing w:val="0"/>
-          <w:sz w:val="24"/>
-          <w:szCs w:val="24"/>
-          <w:shd w:val="clear" w:fill="FFFFFF"/>
-        </w:rPr>
-        <w:t>Level 0 is the atom.</w:t>
-      </w:r>
+          <w:shd w:val="clear" w:fill="FFFFFF"/>
+        </w:rPr>
+        <w:t>Level +1: The Fundamental Particles are Celestial Bodies.</w:t>
+      </w:r>
+    </w:p>
+    <w:p>
+      <w:pPr>
+        <w:keepNext w:val="0"/>
+        <w:keepLines w:val="0"/>
+        <w:pageBreakBefore w:val="0"/>
+        <w:widowControl/>
+        <w:numPr>
+          <w:ilvl w:val="1"/>
+          <w:numId w:val="4"/>
+        </w:numPr>
+        <w:suppressLineNumbers w:val="0"/>
+        <w:kinsoku/>
+        <w:wordWrap/>
+        <w:overflowPunct/>
+        <w:topLinePunct w:val="0"/>
+        <w:autoSpaceDE/>
+        <w:autoSpaceDN/>
+        <w:bidi w:val="0"/>
+        <w:adjustRightInd/>
+        <w:snapToGrid/>
+        <w:spacing w:before="220" w:beforeAutospacing="0" w:after="220" w:afterAutospacing="0" w:line="240" w:lineRule="atLeast"/>
+        <w:ind w:left="806" w:leftChars="0" w:hanging="360" w:firstLineChars="0"/>
+        <w:textAlignment w:val="auto"/>
+        <w:rPr>
+          <w:rFonts w:hint="default" w:ascii="Palatino Linotype" w:hAnsi="Palatino Linotype" w:eastAsia="sans-serif" w:cs="Palatino Linotype"/>
+          <w:sz w:val="24"/>
+          <w:szCs w:val="24"/>
+        </w:rPr>
+      </w:pPr>
+      <w:r>
+        <w:rPr>
+          <w:rFonts w:hint="default" w:ascii="Palatino Linotype" w:hAnsi="Palatino Linotype" w:eastAsia="sans-serif" w:cs="Palatino Linotype"/>
+          <w:i w:val="0"/>
+          <w:iCs w:val="0"/>
+          <w:caps w:val="0"/>
+          <w:color w:val="1A1C1E"/>
+          <w:spacing w:val="0"/>
+          <w:sz w:val="24"/>
+          <w:szCs w:val="24"/>
+          <w:shd w:val="clear" w:fill="FFFFFF"/>
+        </w:rPr>
+        <w:t>Stars and planets, with their characteristic spherical shapes, are the "fundamental particles" of this level.</w:t>
+      </w:r>
+    </w:p>
+    <w:p>
+      <w:pPr>
+        <w:keepNext w:val="0"/>
+        <w:keepLines w:val="0"/>
+        <w:pageBreakBefore w:val="0"/>
+        <w:widowControl/>
+        <w:numPr>
+          <w:ilvl w:val="1"/>
+          <w:numId w:val="4"/>
+        </w:numPr>
+        <w:suppressLineNumbers w:val="0"/>
+        <w:kinsoku/>
+        <w:wordWrap/>
+        <w:overflowPunct/>
+        <w:topLinePunct w:val="0"/>
+        <w:autoSpaceDE/>
+        <w:autoSpaceDN/>
+        <w:bidi w:val="0"/>
+        <w:adjustRightInd/>
+        <w:snapToGrid/>
+        <w:spacing w:before="220" w:beforeAutospacing="0" w:after="220" w:afterAutospacing="0" w:line="240" w:lineRule="atLeast"/>
+        <w:ind w:left="806" w:leftChars="0" w:hanging="360" w:firstLineChars="0"/>
+        <w:textAlignment w:val="auto"/>
+        <w:rPr>
+          <w:rFonts w:hint="default" w:ascii="Palatino Linotype" w:hAnsi="Palatino Linotype" w:eastAsia="sans-serif" w:cs="Palatino Linotype"/>
+          <w:sz w:val="24"/>
+          <w:szCs w:val="24"/>
+        </w:rPr>
+      </w:pPr>
+      <w:r>
+        <w:rPr>
+          <w:rFonts w:hint="default" w:ascii="Palatino Linotype" w:hAnsi="Palatino Linotype" w:eastAsia="sans-serif" w:cs="Palatino Linotype"/>
+          <w:i w:val="0"/>
+          <w:iCs w:val="0"/>
+          <w:caps w:val="0"/>
+          <w:color w:val="1A1C1E"/>
+          <w:spacing w:val="0"/>
+          <w:sz w:val="24"/>
+          <w:szCs w:val="24"/>
+          <w:shd w:val="clear" w:fill="FFFFFF"/>
+        </w:rPr>
+        <w:t>From these Level +1 "particles," more complex intermediate structures are formed: a Solar System (a central particle and satellite particles), a Galaxy (a population of billions of particles), a Galactic Cluster, and so on.</w:t>
+      </w:r>
+    </w:p>
+    <w:p>
+      <w:pPr>
+        <w:keepNext w:val="0"/>
+        <w:keepLines w:val="0"/>
+        <w:widowControl/>
+        <w:numPr>
+          <w:numId w:val="0"/>
+        </w:numPr>
+        <w:suppressLineNumbers w:val="0"/>
+        <w:spacing w:before="0" w:beforeAutospacing="1" w:after="0" w:afterAutospacing="1" w:line="240" w:lineRule="atLeast"/>
+        <w:ind w:left="1080" w:leftChars="0"/>
+        <w:rPr>
+          <w:rFonts w:hint="default" w:ascii="Palatino Linotype" w:hAnsi="Palatino Linotype" w:eastAsia="sans-serif" w:cs="Palatino Linotype"/>
+          <w:sz w:val="24"/>
+          <w:szCs w:val="24"/>
+        </w:rPr>
+      </w:pPr>
     </w:p>
     <w:p>
       <w:pPr>
@@ -3050,16 +3229,10 @@
           <w:numId w:val="3"/>
         </w:numPr>
         <w:suppressLineNumbers w:val="0"/>
-        <w:shd w:val="clear" w:fill="FFFFFF"/>
-        <w:spacing w:before="0" w:beforeAutospacing="1" w:after="216" w:afterAutospacing="0" w:line="240" w:lineRule="atLeast"/>
+        <w:spacing w:before="0" w:beforeAutospacing="0" w:after="36" w:afterAutospacing="0" w:line="240" w:lineRule="atLeast"/>
         <w:ind w:left="420" w:leftChars="0" w:right="0" w:hanging="420" w:firstLineChars="0"/>
         <w:rPr>
           <w:rFonts w:hint="default" w:ascii="Palatino Linotype" w:hAnsi="Palatino Linotype" w:eastAsia="sans-serif" w:cs="Palatino Linotype"/>
-          <w:i w:val="0"/>
-          <w:iCs w:val="0"/>
-          <w:caps w:val="0"/>
-          <w:color w:val="1A1C1E"/>
-          <w:spacing w:val="0"/>
           <w:sz w:val="24"/>
           <w:szCs w:val="24"/>
         </w:rPr>
@@ -3078,88 +3251,227 @@
           <w:szCs w:val="24"/>
           <w:shd w:val="clear" w:fill="FFFFFF"/>
         </w:rPr>
-        <w:t>Level +1 is the celestial body</w:t>
-      </w:r>
-      <w:r>
-        <w:rPr>
-          <w:rFonts w:hint="default" w:ascii="Palatino Linotype" w:hAnsi="Palatino Linotype" w:eastAsia="sans-serif" w:cs="Palatino Linotype"/>
-          <w:i w:val="0"/>
-          <w:iCs w:val="0"/>
-          <w:caps w:val="0"/>
-          <w:color w:val="1A1C1E"/>
-          <w:spacing w:val="0"/>
-          <w:sz w:val="24"/>
-          <w:szCs w:val="24"/>
-          <w:shd w:val="clear" w:fill="FFFFFF"/>
-        </w:rPr>
-        <w:t>—from tiny meteoroids to giant stars.</w:t>
-      </w:r>
-      <w:r>
-        <w:rPr>
-          <w:rFonts w:hint="default" w:ascii="Palatino Linotype" w:hAnsi="Palatino Linotype" w:eastAsia="sans-serif" w:cs="Palatino Linotype"/>
-          <w:i w:val="0"/>
-          <w:iCs w:val="0"/>
-          <w:caps w:val="0"/>
-          <w:color w:val="1A1C1E"/>
-          <w:spacing w:val="0"/>
-          <w:sz w:val="24"/>
-          <w:szCs w:val="24"/>
-          <w:shd w:val="clear" w:fill="FFFFFF"/>
-          <w:lang w:val="en-US"/>
-        </w:rPr>
-        <w:t xml:space="preserve"> </w:t>
-      </w:r>
-      <w:r>
-        <w:rPr>
-          <w:rFonts w:hint="default" w:ascii="Palatino Linotype" w:hAnsi="Palatino Linotype" w:eastAsia="sans-serif" w:cs="Palatino Linotype"/>
-          <w:i w:val="0"/>
-          <w:iCs w:val="0"/>
-          <w:caps w:val="0"/>
-          <w:color w:val="1A1C1E"/>
-          <w:spacing w:val="0"/>
-          <w:sz w:val="24"/>
-          <w:szCs w:val="24"/>
-          <w:shd w:val="clear" w:fill="FFFFFF"/>
-        </w:rPr>
-        <w:t>So what about humans, animals, and plants? We are incredibly complex intermediate forms of existence, living bodies composed of countless Level 0 particles, existing on the surface of a Level +1 particle, this planet. Grander structures like the Solar System or even galaxies are also intermediate structures. A galaxy is like a giant "cluster of cells," an aggregation of billions of Level +1 particles.</w:t>
-      </w:r>
-    </w:p>
-    <w:p>
-      <w:pPr>
-        <w:pStyle w:val="4"/>
-        <w:keepNext w:val="0"/>
-        <w:keepLines w:val="0"/>
-        <w:widowControl/>
-        <w:suppressLineNumbers w:val="0"/>
-        <w:shd w:val="clear" w:fill="FFFFFF"/>
-        <w:spacing w:before="0" w:beforeAutospacing="1" w:after="216" w:afterAutospacing="0" w:line="240" w:lineRule="atLeast"/>
-        <w:ind w:left="0" w:right="0" w:firstLine="0"/>
-        <w:rPr>
-          <w:rFonts w:hint="default" w:ascii="Palatino Linotype" w:hAnsi="Palatino Linotype" w:eastAsia="sans-serif" w:cs="Palatino Linotype"/>
-          <w:i w:val="0"/>
-          <w:iCs w:val="0"/>
-          <w:caps w:val="0"/>
-          <w:color w:val="1A1C1E"/>
-          <w:spacing w:val="0"/>
-          <w:sz w:val="24"/>
-          <w:szCs w:val="24"/>
-          <w:shd w:val="clear" w:fill="FFFFFF"/>
-        </w:rPr>
-      </w:pPr>
-      <w:r>
-        <w:rPr>
-          <w:rFonts w:hint="default" w:ascii="Palatino Linotype" w:hAnsi="Palatino Linotype" w:eastAsia="sans-serif" w:cs="Palatino Linotype"/>
-          <w:i w:val="0"/>
-          <w:iCs w:val="0"/>
-          <w:caps w:val="0"/>
-          <w:color w:val="1A1C1E"/>
-          <w:spacing w:val="0"/>
-          <w:sz w:val="24"/>
-          <w:szCs w:val="24"/>
-          <w:shd w:val="clear" w:fill="FFFFFF"/>
-        </w:rPr>
-        <w:t>The overwhelming question is: what, then, is a Level +2 particle? Perhaps the entire "observable universe" known to science today is just such a particle, and it, in turn, is part of an even larger, infinite structure. The microcosm and the macrocosm are just opposite directions on the same axis of existence. The smallest and the largest are not separate—they mirror each other like two sides of the same coin. If one were to travel far enough in either direction, perhaps one would meet oneself at the other end.</w:t>
-      </w:r>
+        <w:t>So, What is the Fundamental Particle of Level 0?</w:t>
+      </w:r>
+    </w:p>
+    <w:p>
+      <w:pPr>
+        <w:keepNext w:val="0"/>
+        <w:keepLines w:val="0"/>
+        <w:pageBreakBefore w:val="0"/>
+        <w:widowControl/>
+        <w:numPr>
+          <w:ilvl w:val="1"/>
+          <w:numId w:val="4"/>
+        </w:numPr>
+        <w:suppressLineNumbers w:val="0"/>
+        <w:kinsoku/>
+        <w:wordWrap/>
+        <w:overflowPunct/>
+        <w:topLinePunct w:val="0"/>
+        <w:autoSpaceDE/>
+        <w:autoSpaceDN/>
+        <w:bidi w:val="0"/>
+        <w:adjustRightInd/>
+        <w:snapToGrid/>
+        <w:spacing w:before="220" w:beforeAutospacing="0" w:after="220" w:afterAutospacing="0" w:line="240" w:lineRule="atLeast"/>
+        <w:ind w:left="806" w:leftChars="0" w:hanging="360" w:firstLineChars="0"/>
+        <w:textAlignment w:val="auto"/>
+        <w:rPr>
+          <w:rFonts w:hint="default" w:ascii="Palatino Linotype" w:hAnsi="Palatino Linotype" w:eastAsia="sans-serif" w:cs="Palatino Linotype"/>
+          <w:i w:val="0"/>
+          <w:iCs w:val="0"/>
+          <w:caps w:val="0"/>
+          <w:color w:val="1A1C1E"/>
+          <w:spacing w:val="0"/>
+          <w:sz w:val="24"/>
+          <w:szCs w:val="24"/>
+          <w:shd w:val="clear" w:fill="FFFFFF"/>
+        </w:rPr>
+      </w:pPr>
+      <w:bookmarkStart w:id="0" w:name="_GoBack"/>
+      <w:r>
+        <w:rPr>
+          <w:rFonts w:hint="default" w:ascii="Palatino Linotype" w:hAnsi="Palatino Linotype" w:eastAsia="sans-serif" w:cs="Palatino Linotype"/>
+          <w:i w:val="0"/>
+          <w:iCs w:val="0"/>
+          <w:caps w:val="0"/>
+          <w:color w:val="1A1C1E"/>
+          <w:spacing w:val="0"/>
+          <w:sz w:val="24"/>
+          <w:szCs w:val="24"/>
+          <w:shd w:val="clear" w:fill="FFFFFF"/>
+        </w:rPr>
+        <w:t>The journey of particle physics is the very quest for this answer. We have discovered the atom, but with its structure of a nucleus and orbiting electrons, it is clearly an "intermediate structure," a miniature solar system.</w:t>
+      </w:r>
+    </w:p>
+    <w:p>
+      <w:pPr>
+        <w:keepNext w:val="0"/>
+        <w:keepLines w:val="0"/>
+        <w:pageBreakBefore w:val="0"/>
+        <w:widowControl/>
+        <w:numPr>
+          <w:ilvl w:val="1"/>
+          <w:numId w:val="4"/>
+        </w:numPr>
+        <w:suppressLineNumbers w:val="0"/>
+        <w:kinsoku/>
+        <w:wordWrap/>
+        <w:overflowPunct/>
+        <w:topLinePunct w:val="0"/>
+        <w:autoSpaceDE/>
+        <w:autoSpaceDN/>
+        <w:bidi w:val="0"/>
+        <w:adjustRightInd/>
+        <w:snapToGrid/>
+        <w:spacing w:before="220" w:beforeAutospacing="0" w:after="220" w:afterAutospacing="0" w:line="240" w:lineRule="atLeast"/>
+        <w:ind w:left="806" w:leftChars="0" w:hanging="360" w:firstLineChars="0"/>
+        <w:textAlignment w:val="auto"/>
+        <w:rPr>
+          <w:rFonts w:hint="default" w:ascii="Palatino Linotype" w:hAnsi="Palatino Linotype" w:eastAsia="sans-serif" w:cs="Palatino Linotype"/>
+          <w:i w:val="0"/>
+          <w:iCs w:val="0"/>
+          <w:caps w:val="0"/>
+          <w:color w:val="1A1C1E"/>
+          <w:spacing w:val="0"/>
+          <w:sz w:val="24"/>
+          <w:szCs w:val="24"/>
+          <w:shd w:val="clear" w:fill="FFFFFF"/>
+        </w:rPr>
+      </w:pPr>
+      <w:r>
+        <w:rPr>
+          <w:rFonts w:hint="default" w:ascii="Palatino Linotype" w:hAnsi="Palatino Linotype" w:eastAsia="sans-serif" w:cs="Palatino Linotype"/>
+          <w:i w:val="0"/>
+          <w:iCs w:val="0"/>
+          <w:caps w:val="0"/>
+          <w:color w:val="1A1C1E"/>
+          <w:spacing w:val="0"/>
+          <w:sz w:val="24"/>
+          <w:szCs w:val="24"/>
+          <w:shd w:val="clear" w:fill="FFFFFF"/>
+        </w:rPr>
+        <w:t>According to our fractal logic, a Fundamental Particle of Level 0 must be composed of countless Fundamental Particles from Level -1. But here, we encounter an interesting contradiction with current science. Physics states that a proton (a component of the nucleus) is made up of only 3 quarks. If so, neither the proton nor the quark can be considered a "Fundamental Particle" by our definition; they are merely very small "intermediate structures" on the path deeper into the microcosm.</w:t>
+      </w:r>
+    </w:p>
+    <w:p>
+      <w:pPr>
+        <w:keepNext w:val="0"/>
+        <w:keepLines w:val="0"/>
+        <w:pageBreakBefore w:val="0"/>
+        <w:widowControl/>
+        <w:numPr>
+          <w:ilvl w:val="1"/>
+          <w:numId w:val="4"/>
+        </w:numPr>
+        <w:suppressLineNumbers w:val="0"/>
+        <w:kinsoku/>
+        <w:wordWrap/>
+        <w:overflowPunct/>
+        <w:topLinePunct w:val="0"/>
+        <w:autoSpaceDE/>
+        <w:autoSpaceDN/>
+        <w:bidi w:val="0"/>
+        <w:adjustRightInd/>
+        <w:snapToGrid/>
+        <w:spacing w:before="220" w:beforeAutospacing="0" w:after="220" w:afterAutospacing="0" w:line="240" w:lineRule="atLeast"/>
+        <w:ind w:left="806" w:leftChars="0" w:hanging="360" w:firstLineChars="0"/>
+        <w:textAlignment w:val="auto"/>
+        <w:rPr>
+          <w:rFonts w:hint="default" w:ascii="Palatino Linotype" w:hAnsi="Palatino Linotype" w:eastAsia="sans-serif" w:cs="Palatino Linotype"/>
+          <w:sz w:val="24"/>
+          <w:szCs w:val="24"/>
+        </w:rPr>
+      </w:pPr>
+      <w:r>
+        <w:rPr>
+          <w:rFonts w:hint="default" w:ascii="Palatino Linotype" w:hAnsi="Palatino Linotype" w:eastAsia="sans-serif" w:cs="Palatino Linotype"/>
+          <w:i w:val="0"/>
+          <w:iCs w:val="0"/>
+          <w:caps w:val="0"/>
+          <w:color w:val="1A1C1E"/>
+          <w:spacing w:val="0"/>
+          <w:sz w:val="24"/>
+          <w:szCs w:val="24"/>
+          <w:shd w:val="clear" w:fill="FFFFFF"/>
+        </w:rPr>
+        <w:t>This does not mean that science is wrong. It simply suggests a staggering possibility: that even with our most powerful particle accelerators, we have likely not yet reached the true "Fundam</w:t>
+      </w:r>
+      <w:bookmarkEnd w:id="0"/>
+      <w:r>
+        <w:rPr>
+          <w:rFonts w:hint="default" w:ascii="Palatino Linotype" w:hAnsi="Palatino Linotype" w:eastAsia="sans-serif" w:cs="Palatino Linotype"/>
+          <w:i w:val="0"/>
+          <w:iCs w:val="0"/>
+          <w:caps w:val="0"/>
+          <w:color w:val="1A1C1E"/>
+          <w:spacing w:val="0"/>
+          <w:sz w:val="24"/>
+          <w:szCs w:val="24"/>
+          <w:shd w:val="clear" w:fill="FFFFFF"/>
+        </w:rPr>
+        <w:t>ental Particle" of Level 0, let alone known anything about the deeper micro-levels. What we know today may only be the surface layers of an infinite microscopic ocean.</w:t>
+      </w:r>
+    </w:p>
+    <w:p>
+      <w:pPr>
+        <w:pStyle w:val="4"/>
+        <w:keepNext w:val="0"/>
+        <w:keepLines w:val="0"/>
+        <w:widowControl/>
+        <w:suppressLineNumbers w:val="0"/>
+        <w:shd w:val="clear" w:fill="FFFFFF"/>
+        <w:spacing w:before="0" w:beforeAutospacing="1" w:after="0" w:afterAutospacing="0" w:line="240" w:lineRule="atLeast"/>
+        <w:ind w:left="0" w:right="0" w:firstLine="0"/>
+        <w:rPr>
+          <w:rFonts w:hint="default" w:ascii="Palatino Linotype" w:hAnsi="Palatino Linotype" w:eastAsia="sans-serif" w:cs="Palatino Linotype"/>
+          <w:i w:val="0"/>
+          <w:iCs w:val="0"/>
+          <w:caps w:val="0"/>
+          <w:color w:val="1A1C1E"/>
+          <w:spacing w:val="0"/>
+          <w:sz w:val="24"/>
+          <w:szCs w:val="24"/>
+        </w:rPr>
+      </w:pPr>
+      <w:r>
+        <w:rPr>
+          <w:rFonts w:hint="default" w:ascii="Palatino Linotype" w:hAnsi="Palatino Linotype" w:eastAsia="sans-serif" w:cs="Palatino Linotype"/>
+          <w:i w:val="0"/>
+          <w:iCs w:val="0"/>
+          <w:caps w:val="0"/>
+          <w:color w:val="1A1C1E"/>
+          <w:spacing w:val="0"/>
+          <w:sz w:val="24"/>
+          <w:szCs w:val="24"/>
+          <w:shd w:val="clear" w:fill="FFFFFF"/>
+        </w:rPr>
+        <w:t>From this perspective, the universe is not just a straight line from small to large. It is an infinitely layered structure in both microscopic and macroscopic directions. The smallest and the largest are not separate—they mirror each other like two sides of the same coin. Understanding the structure of a Solar System might help us envision the structure of an atom. And acknowledging the existence of infinite micro-levels opens the possibility that the very macrocosmic world we observe is itself just one "particle" within an even grander structure.</w:t>
+      </w:r>
+    </w:p>
+    <w:p>
+      <w:pPr>
+        <w:pStyle w:val="4"/>
+        <w:keepNext w:val="0"/>
+        <w:keepLines w:val="0"/>
+        <w:widowControl/>
+        <w:suppressLineNumbers w:val="0"/>
+        <w:shd w:val="clear" w:fill="FFFFFF"/>
+        <w:spacing w:before="0" w:beforeAutospacing="1" w:after="216" w:afterAutospacing="0" w:line="240" w:lineRule="atLeast"/>
+        <w:ind w:left="0" w:right="0" w:firstLine="0"/>
+        <w:rPr>
+          <w:rFonts w:hint="default" w:ascii="Palatino Linotype" w:hAnsi="Palatino Linotype" w:eastAsia="sans-serif" w:cs="Palatino Linotype"/>
+          <w:i w:val="0"/>
+          <w:iCs w:val="0"/>
+          <w:caps w:val="0"/>
+          <w:color w:val="1A1C1E"/>
+          <w:spacing w:val="0"/>
+          <w:sz w:val="24"/>
+          <w:szCs w:val="24"/>
+          <w:shd w:val="clear" w:fill="FFFFFF"/>
+        </w:rPr>
+      </w:pPr>
     </w:p>
     <w:p>
       <w:pPr>
@@ -3221,8 +3533,25 @@
           <w:sz w:val="32"/>
           <w:szCs w:val="32"/>
           <w:shd w:val="clear" w:fill="FFFFFF"/>
-        </w:rPr>
-        <w:t>Chapter VII: Beyond the Threshold of Observation</w:t>
+          <w:lang w:val="en-US"/>
+        </w:rPr>
+        <w:t xml:space="preserve">Part </w:t>
+      </w:r>
+      <w:r>
+        <w:rPr>
+          <w:rFonts w:hint="default" w:ascii="Palatino Linotype" w:hAnsi="Palatino Linotype" w:eastAsia="sans-serif" w:cs="Palatino Linotype"/>
+          <w:b/>
+          <w:bCs/>
+          <w:i w:val="0"/>
+          <w:iCs w:val="0"/>
+          <w:caps w:val="0"/>
+          <w:color w:val="1A1C1E"/>
+          <w:spacing w:val="0"/>
+          <w:sz w:val="32"/>
+          <w:szCs w:val="32"/>
+          <w:shd w:val="clear" w:fill="FFFFFF"/>
+        </w:rPr>
+        <w:t>VII: Beyond the Threshold of Observation</w:t>
       </w:r>
     </w:p>
     <w:p>
@@ -3269,7 +3598,7 @@
         <w:widowControl/>
         <w:numPr>
           <w:ilvl w:val="0"/>
-          <w:numId w:val="3"/>
+          <w:numId w:val="5"/>
         </w:numPr>
         <w:suppressLineNumbers w:val="0"/>
         <w:shd w:val="clear" w:fill="FFFFFF"/>
@@ -3325,7 +3654,7 @@
         <w:widowControl/>
         <w:numPr>
           <w:ilvl w:val="0"/>
-          <w:numId w:val="3"/>
+          <w:numId w:val="5"/>
         </w:numPr>
         <w:suppressLineNumbers w:val="0"/>
         <w:shd w:val="clear" w:fill="FFFFFF"/>
@@ -3381,7 +3710,7 @@
         <w:widowControl/>
         <w:numPr>
           <w:ilvl w:val="0"/>
-          <w:numId w:val="3"/>
+          <w:numId w:val="5"/>
         </w:numPr>
         <w:suppressLineNumbers w:val="0"/>
         <w:shd w:val="clear" w:fill="FFFFFF"/>
@@ -3716,6 +4045,175 @@
     </w:lvl>
   </w:abstractNum>
   <w:abstractNum w:abstractNumId="1">
+    <w:nsid w:val="9833160A"/>
+    <w:multiLevelType w:val="multilevel"/>
+    <w:tmpl w:val="9833160A"/>
+    <w:lvl w:ilvl="0" w:tentative="0">
+      <w:start w:val="1"/>
+      <w:numFmt w:val="bullet"/>
+      <w:lvlText w:val=""/>
+      <w:lvlJc w:val="left"/>
+      <w:pPr>
+        <w:tabs>
+          <w:tab w:val="left" w:pos="720"/>
+        </w:tabs>
+        <w:ind w:left="720" w:hanging="360"/>
+      </w:pPr>
+      <w:rPr>
+        <w:rFonts w:ascii="Symbol" w:hAnsi="Symbol" w:cs="Symbol"/>
+        <w:sz w:val="20"/>
+      </w:rPr>
+    </w:lvl>
+    <w:lvl w:ilvl="1" w:tentative="0">
+      <w:start w:val="1"/>
+      <w:numFmt w:val="bullet"/>
+      <w:lvlText w:val="o"/>
+      <w:lvlJc w:val="left"/>
+      <w:pPr>
+        <w:tabs>
+          <w:tab w:val="left" w:pos="1440"/>
+        </w:tabs>
+        <w:ind w:left="1440" w:hanging="360"/>
+      </w:pPr>
+      <w:rPr>
+        <w:rFonts w:ascii="Courier New" w:hAnsi="Courier New" w:cs="Courier New"/>
+        <w:sz w:val="20"/>
+      </w:rPr>
+    </w:lvl>
+    <w:lvl w:ilvl="2" w:tentative="0">
+      <w:start w:val="1"/>
+      <w:numFmt w:val="bullet"/>
+      <w:lvlText w:val=""/>
+      <w:lvlJc w:val="left"/>
+      <w:pPr>
+        <w:tabs>
+          <w:tab w:val="left" w:pos="2160"/>
+        </w:tabs>
+        <w:ind w:left="2160" w:hanging="360"/>
+      </w:pPr>
+      <w:rPr>
+        <w:rFonts w:ascii="Wingdings" w:hAnsi="Wingdings" w:cs="Wingdings"/>
+        <w:sz w:val="20"/>
+      </w:rPr>
+    </w:lvl>
+    <w:lvl w:ilvl="3" w:tentative="0">
+      <w:start w:val="1"/>
+      <w:numFmt w:val="bullet"/>
+      <w:lvlText w:val=""/>
+      <w:lvlJc w:val="left"/>
+      <w:pPr>
+        <w:tabs>
+          <w:tab w:val="left" w:pos="2880"/>
+        </w:tabs>
+        <w:ind w:left="2880" w:hanging="360"/>
+      </w:pPr>
+      <w:rPr>
+        <w:rFonts w:hint="default" w:ascii="Wingdings" w:hAnsi="Wingdings" w:cs="Wingdings"/>
+        <w:sz w:val="20"/>
+      </w:rPr>
+    </w:lvl>
+    <w:lvl w:ilvl="4" w:tentative="0">
+      <w:start w:val="1"/>
+      <w:numFmt w:val="bullet"/>
+      <w:lvlText w:val=""/>
+      <w:lvlJc w:val="left"/>
+      <w:pPr>
+        <w:tabs>
+          <w:tab w:val="left" w:pos="3600"/>
+        </w:tabs>
+        <w:ind w:left="3600" w:hanging="360"/>
+      </w:pPr>
+      <w:rPr>
+        <w:rFonts w:hint="default" w:ascii="Wingdings" w:hAnsi="Wingdings" w:cs="Wingdings"/>
+        <w:sz w:val="20"/>
+      </w:rPr>
+    </w:lvl>
+    <w:lvl w:ilvl="5" w:tentative="0">
+      <w:start w:val="1"/>
+      <w:numFmt w:val="bullet"/>
+      <w:lvlText w:val=""/>
+      <w:lvlJc w:val="left"/>
+      <w:pPr>
+        <w:tabs>
+          <w:tab w:val="left" w:pos="4320"/>
+        </w:tabs>
+        <w:ind w:left="4320" w:hanging="360"/>
+      </w:pPr>
+      <w:rPr>
+        <w:rFonts w:hint="default" w:ascii="Wingdings" w:hAnsi="Wingdings" w:cs="Wingdings"/>
+        <w:sz w:val="20"/>
+      </w:rPr>
+    </w:lvl>
+    <w:lvl w:ilvl="6" w:tentative="0">
+      <w:start w:val="1"/>
+      <w:numFmt w:val="bullet"/>
+      <w:lvlText w:val=""/>
+      <w:lvlJc w:val="left"/>
+      <w:pPr>
+        <w:tabs>
+          <w:tab w:val="left" w:pos="5040"/>
+        </w:tabs>
+        <w:ind w:left="5040" w:hanging="360"/>
+      </w:pPr>
+      <w:rPr>
+        <w:rFonts w:hint="default" w:ascii="Wingdings" w:hAnsi="Wingdings" w:cs="Wingdings"/>
+        <w:sz w:val="20"/>
+      </w:rPr>
+    </w:lvl>
+    <w:lvl w:ilvl="7" w:tentative="0">
+      <w:start w:val="1"/>
+      <w:numFmt w:val="bullet"/>
+      <w:lvlText w:val=""/>
+      <w:lvlJc w:val="left"/>
+      <w:pPr>
+        <w:tabs>
+          <w:tab w:val="left" w:pos="5760"/>
+        </w:tabs>
+        <w:ind w:left="5760" w:hanging="360"/>
+      </w:pPr>
+      <w:rPr>
+        <w:rFonts w:hint="default" w:ascii="Wingdings" w:hAnsi="Wingdings" w:cs="Wingdings"/>
+        <w:sz w:val="20"/>
+      </w:rPr>
+    </w:lvl>
+    <w:lvl w:ilvl="8" w:tentative="0">
+      <w:start w:val="1"/>
+      <w:numFmt w:val="bullet"/>
+      <w:lvlText w:val=""/>
+      <w:lvlJc w:val="left"/>
+      <w:pPr>
+        <w:tabs>
+          <w:tab w:val="left" w:pos="6480"/>
+        </w:tabs>
+        <w:ind w:left="6480" w:hanging="360"/>
+      </w:pPr>
+      <w:rPr>
+        <w:rFonts w:hint="default" w:ascii="Wingdings" w:hAnsi="Wingdings" w:cs="Wingdings"/>
+        <w:sz w:val="20"/>
+      </w:rPr>
+    </w:lvl>
+  </w:abstractNum>
+  <w:abstractNum w:abstractNumId="2">
+    <w:nsid w:val="AD73B745"/>
+    <w:multiLevelType w:val="singleLevel"/>
+    <w:tmpl w:val="AD73B745"/>
+    <w:lvl w:ilvl="0" w:tentative="0">
+      <w:start w:val="1"/>
+      <w:numFmt w:val="bullet"/>
+      <w:lvlText w:val=""/>
+      <w:lvlJc w:val="left"/>
+      <w:pPr>
+        <w:tabs>
+          <w:tab w:val="left" w:pos="420"/>
+        </w:tabs>
+        <w:ind w:left="420" w:leftChars="0" w:hanging="420" w:firstLineChars="0"/>
+      </w:pPr>
+      <w:rPr>
+        <w:rFonts w:hint="default" w:ascii="Wingdings" w:hAnsi="Wingdings"/>
+      </w:rPr>
+    </w:lvl>
+  </w:abstractNum>
+  <w:abstractNum w:abstractNumId="3">
     <w:nsid w:val="BC48B367"/>
     <w:multiLevelType w:val="singleLevel"/>
     <w:tmpl w:val="BC48B367"/>
@@ -3735,7 +4233,7 @@
       </w:rPr>
     </w:lvl>
   </w:abstractNum>
-  <w:abstractNum w:abstractNumId="2">
+  <w:abstractNum w:abstractNumId="4">
     <w:nsid w:val="DC89B922"/>
     <w:multiLevelType w:val="singleLevel"/>
     <w:tmpl w:val="DC89B922"/>
@@ -3756,12 +4254,18 @@
     </w:lvl>
   </w:abstractNum>
   <w:num w:numId="1">
+    <w:abstractNumId w:val="3"/>
+  </w:num>
+  <w:num w:numId="2">
+    <w:abstractNumId w:val="4"/>
+  </w:num>
+  <w:num w:numId="3">
+    <w:abstractNumId w:val="2"/>
+  </w:num>
+  <w:num w:numId="4">
     <w:abstractNumId w:val="1"/>
   </w:num>
-  <w:num w:numId="2">
-    <w:abstractNumId w:val="2"/>
-  </w:num>
-  <w:num w:numId="3">
+  <w:num w:numId="5">
     <w:abstractNumId w:val="0"/>
   </w:num>
 </w:numbering>
